--- a/rapports/2026-06-06/EQ29/EQ29_enq1_v2/DR_062202010008/97-95-44-76.docx
+++ b/rapports/2026-06-06/EQ29/EQ29_enq1_v2/DR_062202010008/97-95-44-76.docx
@@ -297,7 +297,7 @@
           <w:color w:val="1F6FEB"/>
           <w:sz w:val="22"/>
         </w:rPr>
-        <w:t>⚠ INCOHÉRENCES À CORRIGER (76)</w:t>
+        <w:t>⚠ INCOHÉRENCES À CORRIGER (68)</w:t>
       </w:r>
     </w:p>
     <w:tbl>
@@ -485,7 +485,7 @@
                 <w:i w:val="0"/>
                 <w:sz w:val="17"/>
               </w:rPr>
-              <w:t>incoherent! Il manque des informations non renseignées (1 question(s) de  ABIBATOU DIALLO) , prière de renseigner toutes les questions liées à  ABIBATOU DIALLO .</w:t>
+              <w:t>incoherent! Il manque des informations non renseignées (1 question(s) de  Al KHASSIOU DIALLO) , prière de renseigner toutes les questions liées à  Al KHASSIOU DIALLO .</w:t>
             </w:r>
           </w:p>
         </w:tc>
@@ -575,7 +575,7 @@
                 <w:i w:val="0"/>
                 <w:sz w:val="17"/>
               </w:rPr>
-              <w:t>Incoherence! ABIBATOU DIALLO a declaré que la catégorie socioprofessionnelle de son père est  alors que le père lui-même declare comme catégorie socioprofessionnelle Travailleur pour compte propre au niveau de la section 4b.</w:t>
+              <w:t>Incoherence! AISSATOU DIALLO a declaré que la catégorie socioprofessionnelle de son père est  alors que le père lui-même declare comme catégorie socioprofessionnelle Travailleur pour compte propre au niveau de la section 4b.</w:t>
             </w:r>
           </w:p>
         </w:tc>
@@ -665,7 +665,7 @@
                 <w:i w:val="0"/>
                 <w:sz w:val="17"/>
               </w:rPr>
-              <w:t>Incoherence! ABIBATOU DIALLO a declaré que la catégorie socioprofessionnelle de sa mère est  alors que la mère elle-même declare comme catégorie socioprofessionnelle Travailleur pour compte propre au niveau de la section 4b.</w:t>
+              <w:t>Incoherence! AISSATOU DIALLO a declaré que la catégorie socioprofessionnelle de sa mère est  alors que la mère elle-même declare comme catégorie socioprofessionnelle Travailleur pour compte propre au niveau de la section 4b.</w:t>
             </w:r>
           </w:p>
         </w:tc>
@@ -724,7 +724,7 @@
                 <w:color w:val="16A34A"/>
                 <w:sz w:val="16"/>
               </w:rPr>
-              <w:t>s01q25, s01q30, s04q23, s01q00b, s01q30_decode, s04q23_decode</w:t>
+              <w:t>s01q00b</w:t>
             </w:r>
           </w:p>
         </w:tc>
@@ -755,7 +755,7 @@
                 <w:i w:val="0"/>
                 <w:sz w:val="17"/>
               </w:rPr>
-              <w:t>Incoherence! AISSATOU DIALLO a declaré que la catégorie socioprofessionnelle de son père est  alors que le père lui-même declare comme catégorie socioprofessionnelle Travailleur pour compte propre au niveau de la section 4b.</w:t>
+              <w:t>incoherent! Il manque des informations non renseignées (1 question(s) de  ABIBATOU DIALLO) , prière de renseigner toutes les questions liées à  ABIBATOU DIALLO .</w:t>
             </w:r>
           </w:p>
         </w:tc>
@@ -814,7 +814,7 @@
                 <w:color w:val="16A34A"/>
                 <w:sz w:val="16"/>
               </w:rPr>
-              <w:t>s01q32, s01q37, s04q23, s01q00b, s01q37_decode, s04q23_decode</w:t>
+              <w:t>s01q25, s01q30, s04q23, s01q00b, s01q30_decode, s04q23_decode</w:t>
             </w:r>
           </w:p>
         </w:tc>
@@ -845,7 +845,7 @@
                 <w:i w:val="0"/>
                 <w:sz w:val="17"/>
               </w:rPr>
-              <w:t>Incoherence! AISSATOU DIALLO a declaré que la catégorie socioprofessionnelle de sa mère est  alors que la mère elle-même declare comme catégorie socioprofessionnelle Travailleur pour compte propre au niveau de la section 4b.</w:t>
+              <w:t>Incoherence! ABIBATOU DIALLO a declaré que la catégorie socioprofessionnelle de son père est  alors que le père lui-même declare comme catégorie socioprofessionnelle Travailleur pour compte propre au niveau de la section 4b.</w:t>
             </w:r>
           </w:p>
         </w:tc>
@@ -904,7 +904,7 @@
                 <w:color w:val="16A34A"/>
                 <w:sz w:val="16"/>
               </w:rPr>
-              <w:t>s01q00b</w:t>
+              <w:t>s01q32, s01q37, s04q23, s01q00b, s01q37_decode, s04q23_decode</w:t>
             </w:r>
           </w:p>
         </w:tc>
@@ -935,7 +935,7 @@
                 <w:i w:val="0"/>
                 <w:sz w:val="17"/>
               </w:rPr>
-              <w:t>incoherent! Il manque des informations non renseignées (1 question(s) de  Al KHASSIOU DIALLO) , prière de renseigner toutes les questions liées à  Al KHASSIOU DIALLO .</w:t>
+              <w:t>Incoherence! ABIBATOU DIALLO a declaré que la catégorie socioprofessionnelle de sa mère est  alors que la mère elle-même declare comme catégorie socioprofessionnelle Travailleur pour compte propre au niveau de la section 4b.</w:t>
             </w:r>
           </w:p>
         </w:tc>
@@ -1025,7 +1025,7 @@
                 <w:i w:val="0"/>
                 <w:sz w:val="17"/>
               </w:rPr>
-              <w:t>Incohérence!!! seulement les écoles privées paient les frais de scolarité (y compris les frais d'inscription).</w:t>
+              <w:t>Incohérent!! Le niveau d'instruction déclaré par l'un des enfants () au niveau de la section 1 de Al KHASSIOU DIALLO diffère de celui donné par Al KHASSIOU DIALLO lui-même qui affirme ne pas avoir frequenté l'école formelle.</w:t>
             </w:r>
           </w:p>
         </w:tc>
@@ -1115,7 +1115,7 @@
                 <w:i w:val="0"/>
                 <w:sz w:val="17"/>
               </w:rPr>
-              <w:t>Incohérent!! Le niveau d'instruction déclaré par l'un des enfants () au niveau de la section 1 de Al KHASSIOU DIALLO diffère de celui donné par Al KHASSIOU DIALLO lui-même qui affirme ne pas avoir frequenté l'école formelle.</w:t>
+              <w:t>Incohérent!! Le niveau d'instruction déclaré par l'un des enfants () au niveau de la section 1 de FATOUMATA BINETA DIALLO diffère de celui donné par FATOUMATA BINETA DIALLO lui-même qui affirme ne pas avoir frequenté l'école formelle.</w:t>
             </w:r>
           </w:p>
         </w:tc>
@@ -1148,6 +1148,906 @@
                 <w:i w:val="0"/>
                 <w:sz w:val="16"/>
               </w:rPr>
+              <w:t>S13</w:t>
+              <w:br/>
+            </w:r>
+            <w:r>
+              <w:rPr>
+                <w:b w:val="0"/>
+                <w:i w:val="0"/>
+                <w:color w:val="64748B"/>
+                <w:sz w:val="14"/>
+              </w:rPr>
+              <w:t>Transferts</w:t>
+            </w:r>
+          </w:p>
+        </w:tc>
+        <w:tc>
+          <w:tcPr>
+            <w:tcW w:type="dxa" w:w="1531"/>
+          </w:tcPr>
+          <w:p>
+            <w:r>
+              <w:rPr>
+                <w:b/>
+                <w:i w:val="0"/>
+                <w:color w:val="16A34A"/>
+                <w:sz w:val="16"/>
+              </w:rPr>
+              <w:t>s00q27, s01q00a, s01q12, s01q13, s02q04, s03q11, s03q12, s01q01</w:t>
+            </w:r>
+          </w:p>
+        </w:tc>
+        <w:tc>
+          <w:tcPr>
+            <w:tcW w:type="dxa" w:w="1191"/>
+          </w:tcPr>
+          <w:p>
+            <w:r>
+              <w:rPr>
+                <w:b w:val="0"/>
+                <w:i w:val="0"/>
+                <w:color w:val="64748B"/>
+                <w:sz w:val="16"/>
+              </w:rPr>
+              <w:t>GT-CQ</w:t>
+            </w:r>
+          </w:p>
+        </w:tc>
+        <w:tc>
+          <w:tcPr>
+            <w:tcW w:type="dxa" w:w="4706"/>
+          </w:tcPr>
+          <w:p>
+            <w:r>
+              <w:rPr>
+                <w:b w:val="0"/>
+                <w:i w:val="0"/>
+                <w:sz w:val="17"/>
+              </w:rPr>
+              <w:t>L'âge du béneficiaire d'argent dans la section 13b (Transfert emis) semble incoherent voir élévé, prière de verifier ou corriger.</w:t>
+            </w:r>
+          </w:p>
+        </w:tc>
+      </w:tr>
+      <w:tr>
+        <w:tc>
+          <w:tcPr>
+            <w:tcW w:type="dxa" w:w="964"/>
+          </w:tcPr>
+          <w:p>
+            <w:r>
+              <w:rPr>
+                <w:b/>
+                <w:i w:val="0"/>
+                <w:color w:val="DC2626"/>
+                <w:sz w:val="16"/>
+              </w:rPr>
+              <w:t>Haute</w:t>
+            </w:r>
+          </w:p>
+        </w:tc>
+        <w:tc>
+          <w:tcPr>
+            <w:tcW w:type="dxa" w:w="1247"/>
+          </w:tcPr>
+          <w:p>
+            <w:r>
+              <w:rPr>
+                <w:b/>
+                <w:i w:val="0"/>
+                <w:sz w:val="16"/>
+              </w:rPr>
+              <w:t>S20</w:t>
+              <w:br/>
+            </w:r>
+            <w:r>
+              <w:rPr>
+                <w:b w:val="0"/>
+                <w:i w:val="0"/>
+                <w:color w:val="64748B"/>
+                <w:sz w:val="14"/>
+              </w:rPr>
+              <w:t>Gouvernance / autres</w:t>
+            </w:r>
+          </w:p>
+        </w:tc>
+        <w:tc>
+          <w:tcPr>
+            <w:tcW w:type="dxa" w:w="1531"/>
+          </w:tcPr>
+          <w:p>
+            <w:r>
+              <w:rPr>
+                <w:b/>
+                <w:i w:val="0"/>
+                <w:color w:val="16A34A"/>
+                <w:sz w:val="16"/>
+              </w:rPr>
+              <w:t>—</w:t>
+            </w:r>
+          </w:p>
+        </w:tc>
+        <w:tc>
+          <w:tcPr>
+            <w:tcW w:type="dxa" w:w="1191"/>
+          </w:tcPr>
+          <w:p>
+            <w:r>
+              <w:rPr>
+                <w:b w:val="0"/>
+                <w:i w:val="0"/>
+                <w:color w:val="64748B"/>
+                <w:sz w:val="16"/>
+              </w:rPr>
+              <w:t>GT-CQ</w:t>
+            </w:r>
+          </w:p>
+        </w:tc>
+        <w:tc>
+          <w:tcPr>
+            <w:tcW w:type="dxa" w:w="4706"/>
+          </w:tcPr>
+          <w:p>
+            <w:r>
+              <w:rPr>
+                <w:b w:val="0"/>
+                <w:i w:val="0"/>
+                <w:sz w:val="17"/>
+              </w:rPr>
+              <w:t>Incohérence détectée ! Le ménage a précédemment déclaré vivre « Bien » ou « Assez bien » selon son revenu en 20A.02.</w:t>
+            </w:r>
+          </w:p>
+        </w:tc>
+      </w:tr>
+      <w:tr>
+        <w:tc>
+          <w:tcPr>
+            <w:tcW w:type="dxa" w:w="964"/>
+          </w:tcPr>
+          <w:p>
+            <w:r>
+              <w:rPr>
+                <w:b/>
+                <w:i w:val="0"/>
+                <w:color w:val="EA580C"/>
+                <w:sz w:val="16"/>
+              </w:rPr>
+              <w:t>Moyenne</w:t>
+            </w:r>
+          </w:p>
+        </w:tc>
+        <w:tc>
+          <w:tcPr>
+            <w:tcW w:type="dxa" w:w="1247"/>
+          </w:tcPr>
+          <w:p>
+            <w:r>
+              <w:rPr>
+                <w:b/>
+                <w:i w:val="0"/>
+                <w:sz w:val="16"/>
+              </w:rPr>
+              <w:t>S00</w:t>
+              <w:br/>
+            </w:r>
+            <w:r>
+              <w:rPr>
+                <w:b w:val="0"/>
+                <w:i w:val="0"/>
+                <w:color w:val="64748B"/>
+                <w:sz w:val="14"/>
+              </w:rPr>
+              <w:t>Identification</w:t>
+            </w:r>
+          </w:p>
+        </w:tc>
+        <w:tc>
+          <w:tcPr>
+            <w:tcW w:type="dxa" w:w="1531"/>
+          </w:tcPr>
+          <w:p>
+            <w:r>
+              <w:rPr>
+                <w:b/>
+                <w:i w:val="0"/>
+                <w:color w:val="16A34A"/>
+                <w:sz w:val="16"/>
+              </w:rPr>
+              <w:t>s00q27</w:t>
+            </w:r>
+          </w:p>
+        </w:tc>
+        <w:tc>
+          <w:tcPr>
+            <w:tcW w:type="dxa" w:w="1191"/>
+          </w:tcPr>
+          <w:p>
+            <w:r>
+              <w:rPr>
+                <w:b w:val="0"/>
+                <w:i w:val="0"/>
+                <w:color w:val="64748B"/>
+                <w:sz w:val="16"/>
+              </w:rPr>
+              <w:t>GT-CQ</w:t>
+            </w:r>
+          </w:p>
+        </w:tc>
+        <w:tc>
+          <w:tcPr>
+            <w:tcW w:type="dxa" w:w="4706"/>
+          </w:tcPr>
+          <w:p>
+            <w:r>
+              <w:rPr>
+                <w:b w:val="0"/>
+                <w:i w:val="0"/>
+                <w:sz w:val="17"/>
+              </w:rPr>
+              <w:t>Le questionnaire semble ne pas être complètement fini mais le questionnaire est en statut complet, prière de compléter le questionnaire.</w:t>
+            </w:r>
+          </w:p>
+        </w:tc>
+      </w:tr>
+      <w:tr>
+        <w:tc>
+          <w:tcPr>
+            <w:tcW w:type="dxa" w:w="964"/>
+          </w:tcPr>
+          <w:p>
+            <w:r>
+              <w:rPr>
+                <w:b/>
+                <w:i w:val="0"/>
+                <w:color w:val="EA580C"/>
+                <w:sz w:val="16"/>
+              </w:rPr>
+              <w:t>Moyenne</w:t>
+            </w:r>
+          </w:p>
+        </w:tc>
+        <w:tc>
+          <w:tcPr>
+            <w:tcW w:type="dxa" w:w="1247"/>
+          </w:tcPr>
+          <w:p>
+            <w:r>
+              <w:rPr>
+                <w:b/>
+                <w:i w:val="0"/>
+                <w:sz w:val="16"/>
+              </w:rPr>
+              <w:t>S00</w:t>
+              <w:br/>
+            </w:r>
+            <w:r>
+              <w:rPr>
+                <w:b w:val="0"/>
+                <w:i w:val="0"/>
+                <w:color w:val="64748B"/>
+                <w:sz w:val="14"/>
+              </w:rPr>
+              <w:t>Identification</w:t>
+            </w:r>
+          </w:p>
+        </w:tc>
+        <w:tc>
+          <w:tcPr>
+            <w:tcW w:type="dxa" w:w="1531"/>
+          </w:tcPr>
+          <w:p>
+            <w:r>
+              <w:rPr>
+                <w:b/>
+                <w:i w:val="0"/>
+                <w:color w:val="16A34A"/>
+                <w:sz w:val="16"/>
+              </w:rPr>
+              <w:t>—</w:t>
+            </w:r>
+          </w:p>
+        </w:tc>
+        <w:tc>
+          <w:tcPr>
+            <w:tcW w:type="dxa" w:w="1191"/>
+          </w:tcPr>
+          <w:p>
+            <w:r>
+              <w:rPr>
+                <w:b w:val="0"/>
+                <w:i w:val="0"/>
+                <w:color w:val="64748B"/>
+                <w:sz w:val="16"/>
+              </w:rPr>
+              <w:t>GT-CQ</w:t>
+            </w:r>
+          </w:p>
+        </w:tc>
+        <w:tc>
+          <w:tcPr>
+            <w:tcW w:type="dxa" w:w="4706"/>
+          </w:tcPr>
+          <w:p>
+            <w:r>
+              <w:rPr>
+                <w:b w:val="0"/>
+                <w:i w:val="0"/>
+                <w:sz w:val="17"/>
+              </w:rPr>
+              <w:t>L'adresse ou la localisation du ménage doit être bien renseignée, ne doit pas contenir des numéros de téléphone et elle semble courte pour être une adresse.</w:t>
+            </w:r>
+          </w:p>
+        </w:tc>
+      </w:tr>
+      <w:tr>
+        <w:tc>
+          <w:tcPr>
+            <w:tcW w:type="dxa" w:w="964"/>
+          </w:tcPr>
+          <w:p>
+            <w:r>
+              <w:rPr>
+                <w:b/>
+                <w:i w:val="0"/>
+                <w:color w:val="EA580C"/>
+                <w:sz w:val="16"/>
+              </w:rPr>
+              <w:t>Moyenne</w:t>
+            </w:r>
+          </w:p>
+        </w:tc>
+        <w:tc>
+          <w:tcPr>
+            <w:tcW w:type="dxa" w:w="1247"/>
+          </w:tcPr>
+          <w:p>
+            <w:r>
+              <w:rPr>
+                <w:b/>
+                <w:i w:val="0"/>
+                <w:sz w:val="16"/>
+              </w:rPr>
+              <w:t>S00</w:t>
+              <w:br/>
+            </w:r>
+            <w:r>
+              <w:rPr>
+                <w:b w:val="0"/>
+                <w:i w:val="0"/>
+                <w:color w:val="64748B"/>
+                <w:sz w:val="14"/>
+              </w:rPr>
+              <w:t>Identification</w:t>
+            </w:r>
+          </w:p>
+        </w:tc>
+        <w:tc>
+          <w:tcPr>
+            <w:tcW w:type="dxa" w:w="1531"/>
+          </w:tcPr>
+          <w:p>
+            <w:r>
+              <w:rPr>
+                <w:b/>
+                <w:i w:val="0"/>
+                <w:color w:val="16A34A"/>
+                <w:sz w:val="16"/>
+              </w:rPr>
+              <w:t>—</w:t>
+            </w:r>
+          </w:p>
+        </w:tc>
+        <w:tc>
+          <w:tcPr>
+            <w:tcW w:type="dxa" w:w="1191"/>
+          </w:tcPr>
+          <w:p>
+            <w:r>
+              <w:rPr>
+                <w:b w:val="0"/>
+                <w:i w:val="0"/>
+                <w:color w:val="64748B"/>
+                <w:sz w:val="16"/>
+              </w:rPr>
+              <w:t>GT-CQ</w:t>
+            </w:r>
+          </w:p>
+        </w:tc>
+        <w:tc>
+          <w:tcPr>
+            <w:tcW w:type="dxa" w:w="4706"/>
+          </w:tcPr>
+          <w:p>
+            <w:r>
+              <w:rPr>
+                <w:b w:val="0"/>
+                <w:i w:val="0"/>
+                <w:sz w:val="17"/>
+              </w:rPr>
+              <w:t>Prière de renseigner la bonne adresse.</w:t>
+            </w:r>
+          </w:p>
+        </w:tc>
+      </w:tr>
+      <w:tr>
+        <w:tc>
+          <w:tcPr>
+            <w:tcW w:type="dxa" w:w="964"/>
+          </w:tcPr>
+          <w:p>
+            <w:r>
+              <w:rPr>
+                <w:b/>
+                <w:i w:val="0"/>
+                <w:color w:val="EA580C"/>
+                <w:sz w:val="16"/>
+              </w:rPr>
+              <w:t>Moyenne</w:t>
+            </w:r>
+          </w:p>
+        </w:tc>
+        <w:tc>
+          <w:tcPr>
+            <w:tcW w:type="dxa" w:w="1247"/>
+          </w:tcPr>
+          <w:p>
+            <w:r>
+              <w:rPr>
+                <w:b/>
+                <w:i w:val="0"/>
+                <w:sz w:val="16"/>
+              </w:rPr>
+              <w:t>S01</w:t>
+              <w:br/>
+            </w:r>
+            <w:r>
+              <w:rPr>
+                <w:b w:val="0"/>
+                <w:i w:val="0"/>
+                <w:color w:val="64748B"/>
+                <w:sz w:val="14"/>
+              </w:rPr>
+              <w:t>Démographie</w:t>
+            </w:r>
+          </w:p>
+        </w:tc>
+        <w:tc>
+          <w:tcPr>
+            <w:tcW w:type="dxa" w:w="1531"/>
+          </w:tcPr>
+          <w:p>
+            <w:r>
+              <w:rPr>
+                <w:b/>
+                <w:i w:val="0"/>
+                <w:color w:val="16A34A"/>
+                <w:sz w:val="16"/>
+              </w:rPr>
+              <w:t>—</w:t>
+            </w:r>
+          </w:p>
+        </w:tc>
+        <w:tc>
+          <w:tcPr>
+            <w:tcW w:type="dxa" w:w="1191"/>
+          </w:tcPr>
+          <w:p>
+            <w:r>
+              <w:rPr>
+                <w:b w:val="0"/>
+                <w:i w:val="0"/>
+                <w:color w:val="64748B"/>
+                <w:sz w:val="16"/>
+              </w:rPr>
+              <w:t>GT-CQ</w:t>
+            </w:r>
+          </w:p>
+        </w:tc>
+        <w:tc>
+          <w:tcPr>
+            <w:tcW w:type="dxa" w:w="4706"/>
+          </w:tcPr>
+          <w:p>
+            <w:r>
+              <w:rPr>
+                <w:b w:val="0"/>
+                <w:i w:val="0"/>
+                <w:sz w:val="17"/>
+              </w:rPr>
+              <w:t>Attention ! Le montant (5500 Fcfa) dépensé ou reçu en cadeau pour les cartes prépayées, les transferts de crédit et les abonnements de  Al KHASSIOU DIALLO est relativement élevé par rapport aux autres montants depansés observés dans cette zone.</w:t>
+            </w:r>
+          </w:p>
+        </w:tc>
+      </w:tr>
+      <w:tr>
+        <w:tc>
+          <w:tcPr>
+            <w:tcW w:type="dxa" w:w="964"/>
+          </w:tcPr>
+          <w:p>
+            <w:r>
+              <w:rPr>
+                <w:b/>
+                <w:i w:val="0"/>
+                <w:color w:val="EA580C"/>
+                <w:sz w:val="16"/>
+              </w:rPr>
+              <w:t>Moyenne</w:t>
+            </w:r>
+          </w:p>
+        </w:tc>
+        <w:tc>
+          <w:tcPr>
+            <w:tcW w:type="dxa" w:w="1247"/>
+          </w:tcPr>
+          <w:p>
+            <w:r>
+              <w:rPr>
+                <w:b/>
+                <w:i w:val="0"/>
+                <w:sz w:val="16"/>
+              </w:rPr>
+              <w:t>S01</w:t>
+              <w:br/>
+            </w:r>
+            <w:r>
+              <w:rPr>
+                <w:b w:val="0"/>
+                <w:i w:val="0"/>
+                <w:color w:val="64748B"/>
+                <w:sz w:val="14"/>
+              </w:rPr>
+              <w:t>Démographie</w:t>
+            </w:r>
+          </w:p>
+        </w:tc>
+        <w:tc>
+          <w:tcPr>
+            <w:tcW w:type="dxa" w:w="1531"/>
+          </w:tcPr>
+          <w:p>
+            <w:r>
+              <w:rPr>
+                <w:b/>
+                <w:i w:val="0"/>
+                <w:color w:val="16A34A"/>
+                <w:sz w:val="16"/>
+              </w:rPr>
+              <w:t>—</w:t>
+            </w:r>
+          </w:p>
+        </w:tc>
+        <w:tc>
+          <w:tcPr>
+            <w:tcW w:type="dxa" w:w="1191"/>
+          </w:tcPr>
+          <w:p>
+            <w:r>
+              <w:rPr>
+                <w:b w:val="0"/>
+                <w:i w:val="0"/>
+                <w:color w:val="64748B"/>
+                <w:sz w:val="16"/>
+              </w:rPr>
+              <w:t>GT-CQ</w:t>
+            </w:r>
+          </w:p>
+        </w:tc>
+        <w:tc>
+          <w:tcPr>
+            <w:tcW w:type="dxa" w:w="4706"/>
+          </w:tcPr>
+          <w:p>
+            <w:r>
+              <w:rPr>
+                <w:b w:val="0"/>
+                <w:i w:val="0"/>
+                <w:sz w:val="17"/>
+              </w:rPr>
+              <w:t>Prière de corriger ou de confirmer avec le QG.</w:t>
+            </w:r>
+          </w:p>
+        </w:tc>
+      </w:tr>
+      <w:tr>
+        <w:tc>
+          <w:tcPr>
+            <w:tcW w:type="dxa" w:w="964"/>
+          </w:tcPr>
+          <w:p>
+            <w:r>
+              <w:rPr>
+                <w:b/>
+                <w:i w:val="0"/>
+                <w:color w:val="EA580C"/>
+                <w:sz w:val="16"/>
+              </w:rPr>
+              <w:t>Moyenne</w:t>
+            </w:r>
+          </w:p>
+        </w:tc>
+        <w:tc>
+          <w:tcPr>
+            <w:tcW w:type="dxa" w:w="1247"/>
+          </w:tcPr>
+          <w:p>
+            <w:r>
+              <w:rPr>
+                <w:b/>
+                <w:i w:val="0"/>
+                <w:sz w:val="16"/>
+              </w:rPr>
+              <w:t>S01</w:t>
+              <w:br/>
+            </w:r>
+            <w:r>
+              <w:rPr>
+                <w:b w:val="0"/>
+                <w:i w:val="0"/>
+                <w:color w:val="64748B"/>
+                <w:sz w:val="14"/>
+              </w:rPr>
+              <w:t>Démographie</w:t>
+            </w:r>
+          </w:p>
+        </w:tc>
+        <w:tc>
+          <w:tcPr>
+            <w:tcW w:type="dxa" w:w="1531"/>
+          </w:tcPr>
+          <w:p>
+            <w:r>
+              <w:rPr>
+                <w:b/>
+                <w:i w:val="0"/>
+                <w:color w:val="16A34A"/>
+                <w:sz w:val="16"/>
+              </w:rPr>
+              <w:t>s01q41a, s01q00b</w:t>
+            </w:r>
+          </w:p>
+        </w:tc>
+        <w:tc>
+          <w:tcPr>
+            <w:tcW w:type="dxa" w:w="1191"/>
+          </w:tcPr>
+          <w:p>
+            <w:r>
+              <w:rPr>
+                <w:b w:val="0"/>
+                <w:i w:val="0"/>
+                <w:color w:val="64748B"/>
+                <w:sz w:val="16"/>
+              </w:rPr>
+              <w:t>GT-CQ</w:t>
+            </w:r>
+          </w:p>
+        </w:tc>
+        <w:tc>
+          <w:tcPr>
+            <w:tcW w:type="dxa" w:w="4706"/>
+          </w:tcPr>
+          <w:p>
+            <w:r>
+              <w:rPr>
+                <w:b w:val="0"/>
+                <w:i w:val="0"/>
+                <w:sz w:val="17"/>
+              </w:rPr>
+              <w:t>Attention ! Le montant (8000 Fcfa) dépensé ou reçu en cadeau pour les recharges internet ou de forfaits de données mobiles(hors appels vocaux), aucours des 30 derniers jours de  Al KHASSIOU DIALLO est relativement élevé par rapport aux autres montants depansés observés dans cette zone.</w:t>
+            </w:r>
+          </w:p>
+        </w:tc>
+      </w:tr>
+      <w:tr>
+        <w:tc>
+          <w:tcPr>
+            <w:tcW w:type="dxa" w:w="964"/>
+          </w:tcPr>
+          <w:p>
+            <w:r>
+              <w:rPr>
+                <w:b/>
+                <w:i w:val="0"/>
+                <w:color w:val="EA580C"/>
+                <w:sz w:val="16"/>
+              </w:rPr>
+              <w:t>Moyenne</w:t>
+            </w:r>
+          </w:p>
+        </w:tc>
+        <w:tc>
+          <w:tcPr>
+            <w:tcW w:type="dxa" w:w="1247"/>
+          </w:tcPr>
+          <w:p>
+            <w:r>
+              <w:rPr>
+                <w:b/>
+                <w:i w:val="0"/>
+                <w:sz w:val="16"/>
+              </w:rPr>
+              <w:t>S01</w:t>
+              <w:br/>
+            </w:r>
+            <w:r>
+              <w:rPr>
+                <w:b w:val="0"/>
+                <w:i w:val="0"/>
+                <w:color w:val="64748B"/>
+                <w:sz w:val="14"/>
+              </w:rPr>
+              <w:t>Démographie</w:t>
+            </w:r>
+          </w:p>
+        </w:tc>
+        <w:tc>
+          <w:tcPr>
+            <w:tcW w:type="dxa" w:w="1531"/>
+          </w:tcPr>
+          <w:p>
+            <w:r>
+              <w:rPr>
+                <w:b/>
+                <w:i w:val="0"/>
+                <w:color w:val="16A34A"/>
+                <w:sz w:val="16"/>
+              </w:rPr>
+              <w:t>—</w:t>
+            </w:r>
+          </w:p>
+        </w:tc>
+        <w:tc>
+          <w:tcPr>
+            <w:tcW w:type="dxa" w:w="1191"/>
+          </w:tcPr>
+          <w:p>
+            <w:r>
+              <w:rPr>
+                <w:b w:val="0"/>
+                <w:i w:val="0"/>
+                <w:color w:val="64748B"/>
+                <w:sz w:val="16"/>
+              </w:rPr>
+              <w:t>GT-CQ</w:t>
+            </w:r>
+          </w:p>
+        </w:tc>
+        <w:tc>
+          <w:tcPr>
+            <w:tcW w:type="dxa" w:w="4706"/>
+          </w:tcPr>
+          <w:p>
+            <w:r>
+              <w:rPr>
+                <w:b w:val="0"/>
+                <w:i w:val="0"/>
+                <w:sz w:val="17"/>
+              </w:rPr>
+              <w:t>Prière de verifier l'information donnée par AISSATOU DIALLO ou corriger au niveau de la section 1.</w:t>
+            </w:r>
+          </w:p>
+        </w:tc>
+      </w:tr>
+      <w:tr>
+        <w:tc>
+          <w:tcPr>
+            <w:tcW w:type="dxa" w:w="964"/>
+          </w:tcPr>
+          <w:p>
+            <w:r>
+              <w:rPr>
+                <w:b/>
+                <w:i w:val="0"/>
+                <w:color w:val="EA580C"/>
+                <w:sz w:val="16"/>
+              </w:rPr>
+              <w:t>Moyenne</w:t>
+            </w:r>
+          </w:p>
+        </w:tc>
+        <w:tc>
+          <w:tcPr>
+            <w:tcW w:type="dxa" w:w="1247"/>
+          </w:tcPr>
+          <w:p>
+            <w:r>
+              <w:rPr>
+                <w:b/>
+                <w:i w:val="0"/>
+                <w:sz w:val="16"/>
+              </w:rPr>
+              <w:t>S01</w:t>
+              <w:br/>
+            </w:r>
+            <w:r>
+              <w:rPr>
+                <w:b w:val="0"/>
+                <w:i w:val="0"/>
+                <w:color w:val="64748B"/>
+                <w:sz w:val="14"/>
+              </w:rPr>
+              <w:t>Démographie</w:t>
+            </w:r>
+          </w:p>
+        </w:tc>
+        <w:tc>
+          <w:tcPr>
+            <w:tcW w:type="dxa" w:w="1531"/>
+          </w:tcPr>
+          <w:p>
+            <w:r>
+              <w:rPr>
+                <w:b/>
+                <w:i w:val="0"/>
+                <w:color w:val="16A34A"/>
+                <w:sz w:val="16"/>
+              </w:rPr>
+              <w:t>—</w:t>
+            </w:r>
+          </w:p>
+        </w:tc>
+        <w:tc>
+          <w:tcPr>
+            <w:tcW w:type="dxa" w:w="1191"/>
+          </w:tcPr>
+          <w:p>
+            <w:r>
+              <w:rPr>
+                <w:b w:val="0"/>
+                <w:i w:val="0"/>
+                <w:color w:val="64748B"/>
+                <w:sz w:val="16"/>
+              </w:rPr>
+              <w:t>GT-CQ</w:t>
+            </w:r>
+          </w:p>
+        </w:tc>
+        <w:tc>
+          <w:tcPr>
+            <w:tcW w:type="dxa" w:w="4706"/>
+          </w:tcPr>
+          <w:p>
+            <w:r>
+              <w:rPr>
+                <w:b w:val="0"/>
+                <w:i w:val="0"/>
+                <w:sz w:val="17"/>
+              </w:rPr>
+              <w:t>Prière de verifier l'information donnée par ABIBATOU DIALLO ou corriger au niveau de la section 1.</w:t>
+            </w:r>
+          </w:p>
+        </w:tc>
+      </w:tr>
+      <w:tr>
+        <w:tc>
+          <w:tcPr>
+            <w:tcW w:type="dxa" w:w="964"/>
+          </w:tcPr>
+          <w:p>
+            <w:r>
+              <w:rPr>
+                <w:b/>
+                <w:i w:val="0"/>
+                <w:color w:val="EA580C"/>
+                <w:sz w:val="16"/>
+              </w:rPr>
+              <w:t>Moyenne</w:t>
+            </w:r>
+          </w:p>
+        </w:tc>
+        <w:tc>
+          <w:tcPr>
+            <w:tcW w:type="dxa" w:w="1247"/>
+          </w:tcPr>
+          <w:p>
+            <w:r>
+              <w:rPr>
+                <w:b/>
+                <w:i w:val="0"/>
+                <w:sz w:val="16"/>
+              </w:rPr>
               <w:t>S02</w:t>
               <w:br/>
             </w:r>
@@ -1205,7 +2105,7 @@
                 <w:i w:val="0"/>
                 <w:sz w:val="17"/>
               </w:rPr>
-              <w:t>Incohérent!! Le niveau d'instruction déclaré par l'un des enfants () au niveau de la section 1 de FATOUMATA BINETA DIALLO diffère de celui donné par FATOUMATA BINETA DIALLO lui-même qui affirme ne pas avoir frequenté l'école formelle.</w:t>
+              <w:t>Merci de bien vouloir changé 2.04 en OUI et renseigné toutes les autres informations qui concerne Al KHASSIOU DIALLO .</w:t>
             </w:r>
           </w:p>
         </w:tc>
@@ -1220,10 +2120,10 @@
               <w:rPr>
                 <w:b/>
                 <w:i w:val="0"/>
-                <w:color w:val="DC2626"/>
+                <w:color w:val="EA580C"/>
                 <w:sz w:val="16"/>
               </w:rPr>
-              <w:t>Haute</w:t>
+              <w:t>Moyenne</w:t>
             </w:r>
           </w:p>
         </w:tc>
@@ -1238,7 +2138,7 @@
                 <w:i w:val="0"/>
                 <w:sz w:val="16"/>
               </w:rPr>
-              <w:t>S13</w:t>
+              <w:t>S02</w:t>
               <w:br/>
             </w:r>
             <w:r>
@@ -1248,7 +2148,7 @@
                 <w:color w:val="64748B"/>
                 <w:sz w:val="14"/>
               </w:rPr>
-              <w:t>Transferts</w:t>
+              <w:t>Éducation</w:t>
             </w:r>
           </w:p>
         </w:tc>
@@ -1264,7 +2164,7 @@
                 <w:color w:val="16A34A"/>
                 <w:sz w:val="16"/>
               </w:rPr>
-              <w:t>s00q27, s01q00a, s01q12, s01q13, s02q04, s03q11, s03q12, s01q01</w:t>
+              <w:t>—</w:t>
             </w:r>
           </w:p>
         </w:tc>
@@ -1295,7 +2195,7 @@
                 <w:i w:val="0"/>
                 <w:sz w:val="17"/>
               </w:rPr>
-              <w:t>L'âge du béneficiaire d'argent dans la section 13b (Transfert emis) semble incoherent voir élévé, prière de verifier ou corriger.</w:t>
+              <w:t>Merci de bien vouloir changé 2.04 en OUI et renseigné toutes les autres informations qui concerne FATOUMATA BINETA DIALLO .</w:t>
             </w:r>
           </w:p>
         </w:tc>
@@ -1310,10 +2210,10 @@
               <w:rPr>
                 <w:b/>
                 <w:i w:val="0"/>
-                <w:color w:val="DC2626"/>
+                <w:color w:val="EA580C"/>
                 <w:sz w:val="16"/>
               </w:rPr>
-              <w:t>Haute</w:t>
+              <w:t>Moyenne</w:t>
             </w:r>
           </w:p>
         </w:tc>
@@ -1328,7 +2228,7 @@
                 <w:i w:val="0"/>
                 <w:sz w:val="16"/>
               </w:rPr>
-              <w:t>S20</w:t>
+              <w:t>S04</w:t>
               <w:br/>
             </w:r>
             <w:r>
@@ -1338,7 +2238,7 @@
                 <w:color w:val="64748B"/>
                 <w:sz w:val="14"/>
               </w:rPr>
-              <w:t>Gouvernance / autres</w:t>
+              <w:t>Emploi</w:t>
             </w:r>
           </w:p>
         </w:tc>
@@ -1385,7 +2285,7 @@
                 <w:i w:val="0"/>
                 <w:sz w:val="17"/>
               </w:rPr>
-              <w:t>Incohérence détectée ! Le ménage a précédemment déclaré vivre « Bien » ou « Assez bien » selon son revenu en 20A.02.</w:t>
+              <w:t>Attention ! Le revenu de Al KHASSIOU DIALLO est de 1500000  Fcfa par AN est relativement élevé.</w:t>
             </w:r>
           </w:p>
         </w:tc>
@@ -1418,7 +2318,7 @@
                 <w:i w:val="0"/>
                 <w:sz w:val="16"/>
               </w:rPr>
-              <w:t>S00</w:t>
+              <w:t>S04</w:t>
               <w:br/>
             </w:r>
             <w:r>
@@ -1428,7 +2328,7 @@
                 <w:color w:val="64748B"/>
                 <w:sz w:val="14"/>
               </w:rPr>
-              <w:t>Identification</w:t>
+              <w:t>Emploi</w:t>
             </w:r>
           </w:p>
         </w:tc>
@@ -1444,7 +2344,7 @@
                 <w:color w:val="16A34A"/>
                 <w:sz w:val="16"/>
               </w:rPr>
-              <w:t>s00q27</w:t>
+              <w:t>—</w:t>
             </w:r>
           </w:p>
         </w:tc>
@@ -1475,7 +2375,7 @@
                 <w:i w:val="0"/>
                 <w:sz w:val="17"/>
               </w:rPr>
-              <w:t>Le questionnaire semble ne pas être complètement fini mais le questionnaire est en statut complet, prière de compléter le questionnaire.</w:t>
+              <w:t>Prière de corriger ou de confirmer auprès de l'enquêté.</w:t>
             </w:r>
           </w:p>
         </w:tc>
@@ -1508,7 +2408,7 @@
                 <w:i w:val="0"/>
                 <w:sz w:val="16"/>
               </w:rPr>
-              <w:t>S00</w:t>
+              <w:t>S04</w:t>
               <w:br/>
             </w:r>
             <w:r>
@@ -1518,7 +2418,7 @@
                 <w:color w:val="64748B"/>
                 <w:sz w:val="14"/>
               </w:rPr>
-              <w:t>Identification</w:t>
+              <w:t>Emploi</w:t>
             </w:r>
           </w:p>
         </w:tc>
@@ -1565,7 +2465,7 @@
                 <w:i w:val="0"/>
                 <w:sz w:val="17"/>
               </w:rPr>
-              <w:t>L'adresse ou la localisation du ménage doit être bien renseignée, ne doit pas contenir des numéros de téléphone et elle semble courte pour être une adresse.</w:t>
+              <w:t>Veuillez, s'il vous plaît, confirmer cette information avec le QG ou la corriger.</w:t>
             </w:r>
           </w:p>
         </w:tc>
@@ -1598,7 +2498,7 @@
                 <w:i w:val="0"/>
                 <w:sz w:val="16"/>
               </w:rPr>
-              <w:t>S00</w:t>
+              <w:t>S07</w:t>
               <w:br/>
             </w:r>
             <w:r>
@@ -1608,7 +2508,7 @@
                 <w:color w:val="64748B"/>
                 <w:sz w:val="14"/>
               </w:rPr>
-              <w:t>Identification</w:t>
+              <w:t>Consommation alimentaire</w:t>
             </w:r>
           </w:p>
         </w:tc>
@@ -1655,7 +2555,7 @@
                 <w:i w:val="0"/>
                 <w:sz w:val="17"/>
               </w:rPr>
-              <w:t>Prière de renseigner la bonne adresse.</w:t>
+              <w:t>Attention ! La section sur le repas pris à l'extérieur du ménage n'est pas renseignée à 100 %.</w:t>
             </w:r>
           </w:p>
         </w:tc>
@@ -1688,7 +2588,7 @@
                 <w:i w:val="0"/>
                 <w:sz w:val="16"/>
               </w:rPr>
-              <w:t>S01</w:t>
+              <w:t>S07</w:t>
               <w:br/>
             </w:r>
             <w:r>
@@ -1698,7 +2598,7 @@
                 <w:color w:val="64748B"/>
                 <w:sz w:val="14"/>
               </w:rPr>
-              <w:t>Démographie</w:t>
+              <w:t>Consommation alimentaire</w:t>
             </w:r>
           </w:p>
         </w:tc>
@@ -1714,7 +2614,7 @@
                 <w:color w:val="16A34A"/>
                 <w:sz w:val="16"/>
               </w:rPr>
-              <w:t>s00q27, s01q03a, s01q03b, s01q03c, s01q00b</w:t>
+              <w:t>—</w:t>
             </w:r>
           </w:p>
         </w:tc>
@@ -1745,7 +2645,7 @@
                 <w:i w:val="0"/>
                 <w:sz w:val="17"/>
               </w:rPr>
-              <w:t>Les informations sur l'acte de naissance (ni Jours, ni mois et ni années) de  ABIBATOU DIALLO  manquent, s'il vous plait pouvez-vous fournir d'effort pour avoir ces informations.</w:t>
+              <w:t>Prière de vérifier l'ensemble des questions relatives à cette section et de les renseigner en totalité.</w:t>
             </w:r>
           </w:p>
         </w:tc>
@@ -1778,7 +2678,7 @@
                 <w:i w:val="0"/>
                 <w:sz w:val="16"/>
               </w:rPr>
-              <w:t>S01</w:t>
+              <w:t>S07</w:t>
               <w:br/>
             </w:r>
             <w:r>
@@ -1788,7 +2688,7 @@
                 <w:color w:val="64748B"/>
                 <w:sz w:val="14"/>
               </w:rPr>
-              <w:t>Démographie</w:t>
+              <w:t>Consommation alimentaire</w:t>
             </w:r>
           </w:p>
         </w:tc>
@@ -1804,7 +2704,7 @@
                 <w:color w:val="16A34A"/>
                 <w:sz w:val="16"/>
               </w:rPr>
-              <w:t>s01q04a, s01q03b</w:t>
+              <w:t>s00q10, s01q35, s01q36, s01q37, s02q04, s02q15, s03q31, s04q22</w:t>
             </w:r>
           </w:p>
         </w:tc>
@@ -1835,7 +2735,7 @@
                 <w:i w:val="0"/>
                 <w:sz w:val="17"/>
               </w:rPr>
-              <w:t>Le mois de l'enfant ( ABIBATOU DIALLO ) n'est pas connu mais vous avez declaré en s01q04a le nombre de mois, prière de changer NSP au niveau de s01q03b.</w:t>
+              <w:t>Il manque des informations non renseignées de dans cette section, prière de renseignés toutes les questions liées à cette section.</w:t>
             </w:r>
           </w:p>
         </w:tc>
@@ -1868,7 +2768,7 @@
                 <w:i w:val="0"/>
                 <w:sz w:val="16"/>
               </w:rPr>
-              <w:t>S01</w:t>
+              <w:t>S07</w:t>
               <w:br/>
             </w:r>
             <w:r>
@@ -1878,7 +2778,7 @@
                 <w:color w:val="64748B"/>
                 <w:sz w:val="14"/>
               </w:rPr>
-              <w:t>Démographie</w:t>
+              <w:t>Consommation alimentaire</w:t>
             </w:r>
           </w:p>
         </w:tc>
@@ -1925,7 +2825,7 @@
                 <w:i w:val="0"/>
                 <w:sz w:val="17"/>
               </w:rPr>
-              <w:t>Prière de verifier l'information donnée par ABIBATOU DIALLO ou corriger au niveau de la section 1.</w:t>
+              <w:t>La section sur le repas pris à l'extérieur du ménage du membre ABIBATOU DIALLO n'est pas renseignée à 100 %.</w:t>
             </w:r>
           </w:p>
         </w:tc>
@@ -1958,7 +2858,7 @@
                 <w:i w:val="0"/>
                 <w:sz w:val="16"/>
               </w:rPr>
-              <w:t>S01</w:t>
+              <w:t>S07</w:t>
               <w:br/>
             </w:r>
             <w:r>
@@ -1968,7 +2868,7 @@
                 <w:color w:val="64748B"/>
                 <w:sz w:val="14"/>
               </w:rPr>
-              <w:t>Démographie</w:t>
+              <w:t>Consommation alimentaire</w:t>
             </w:r>
           </w:p>
         </w:tc>
@@ -1984,7 +2884,7 @@
                 <w:color w:val="16A34A"/>
                 <w:sz w:val="16"/>
               </w:rPr>
-              <w:t>s00q27, s01q03a, s01q03b, s01q03c, s01q00b</w:t>
+              <w:t>—</w:t>
             </w:r>
           </w:p>
         </w:tc>
@@ -2015,7 +2915,7 @@
                 <w:i w:val="0"/>
                 <w:sz w:val="17"/>
               </w:rPr>
-              <w:t>Les informations sur l'acte de naissance (ni Jours, ni mois et ni années) de  AISSATOU DIALLO  manquent, s'il vous plait pouvez-vous fournir d'effort pour avoir ces informations.</w:t>
+              <w:t>Prière de vérifier l'ensemble des questions relatives à ce membre et de les renseigner en totalité.</w:t>
             </w:r>
           </w:p>
         </w:tc>
@@ -2048,7 +2948,7 @@
                 <w:i w:val="0"/>
                 <w:sz w:val="16"/>
               </w:rPr>
-              <w:t>S01</w:t>
+              <w:t>S07</w:t>
               <w:br/>
             </w:r>
             <w:r>
@@ -2058,7 +2958,7 @@
                 <w:color w:val="64748B"/>
                 <w:sz w:val="14"/>
               </w:rPr>
-              <w:t>Démographie</w:t>
+              <w:t>Consommation alimentaire</w:t>
             </w:r>
           </w:p>
         </w:tc>
@@ -2074,7 +2974,7 @@
                 <w:color w:val="16A34A"/>
                 <w:sz w:val="16"/>
               </w:rPr>
-              <w:t>—</w:t>
+              <w:t>s00q04, s01q41, s02q14, s01q00b</w:t>
             </w:r>
           </w:p>
         </w:tc>
@@ -2105,7 +3005,7 @@
                 <w:i w:val="0"/>
                 <w:sz w:val="17"/>
               </w:rPr>
-              <w:t>Prière de verifier l'information donnée par AISSATOU DIALLO ou corriger au niveau de la section 1.</w:t>
+              <w:t>Il manque des informations non renseignées de ( ABIBATOU DIALLO ), prière de renseignés toutes les questions liées à ( ABIBATOU DIALLO ).</w:t>
             </w:r>
           </w:p>
         </w:tc>
@@ -2138,7 +3038,7 @@
                 <w:i w:val="0"/>
                 <w:sz w:val="16"/>
               </w:rPr>
-              <w:t>S01</w:t>
+              <w:t>S07</w:t>
               <w:br/>
             </w:r>
             <w:r>
@@ -2148,7 +3048,7 @@
                 <w:color w:val="64748B"/>
                 <w:sz w:val="14"/>
               </w:rPr>
-              <w:t>Démographie</w:t>
+              <w:t>Consommation alimentaire</w:t>
             </w:r>
           </w:p>
         </w:tc>
@@ -2164,7 +3064,7 @@
                 <w:color w:val="16A34A"/>
                 <w:sz w:val="16"/>
               </w:rPr>
-              <w:t>s00q27, s01q03a, s01q03b, s01q03c, s01q00b</w:t>
+              <w:t>—</w:t>
             </w:r>
           </w:p>
         </w:tc>
@@ -2195,7 +3095,7 @@
                 <w:i w:val="0"/>
                 <w:sz w:val="17"/>
               </w:rPr>
-              <w:t>Les informations sur l'acte de naissance (ni Jours, ni mois et ni années) de  Al KHASSIOU DIALLO  manquent, s'il vous plait pouvez-vous fournir d'effort pour avoir ces informations.</w:t>
+              <w:t>La section sur le repas pris à l'extérieur du ménage du membre AISSATOU DIALLO n'est pas renseignée à 100 %.</w:t>
             </w:r>
           </w:p>
         </w:tc>
@@ -2228,7 +3128,7 @@
                 <w:i w:val="0"/>
                 <w:sz w:val="16"/>
               </w:rPr>
-              <w:t>S01</w:t>
+              <w:t>S07</w:t>
               <w:br/>
             </w:r>
             <w:r>
@@ -2238,7 +3138,7 @@
                 <w:color w:val="64748B"/>
                 <w:sz w:val="14"/>
               </w:rPr>
-              <w:t>Démographie</w:t>
+              <w:t>Consommation alimentaire</w:t>
             </w:r>
           </w:p>
         </w:tc>
@@ -2254,7 +3154,7 @@
                 <w:color w:val="16A34A"/>
                 <w:sz w:val="16"/>
               </w:rPr>
-              <w:t>—</w:t>
+              <w:t>s00q04, s01q41, s02q14, s01q00b</w:t>
             </w:r>
           </w:p>
         </w:tc>
@@ -2285,7 +3185,7 @@
                 <w:i w:val="0"/>
                 <w:sz w:val="17"/>
               </w:rPr>
-              <w:t>Attention ! Le montant (5500 Fcfa) dépensé ou reçu en cadeau pour les cartes prépayées, les transferts de crédit et les abonnements de  Al KHASSIOU DIALLO est relativement élevé par rapport aux autres montants depansés observés dans cette zone.</w:t>
+              <w:t>Il manque des informations non renseignées de ( AISSATOU DIALLO ), prière de renseignés toutes les questions liées à ( AISSATOU DIALLO ).</w:t>
             </w:r>
           </w:p>
         </w:tc>
@@ -2318,7 +3218,7 @@
                 <w:i w:val="0"/>
                 <w:sz w:val="16"/>
               </w:rPr>
-              <w:t>S01</w:t>
+              <w:t>S07</w:t>
               <w:br/>
             </w:r>
             <w:r>
@@ -2328,7 +3228,7 @@
                 <w:color w:val="64748B"/>
                 <w:sz w:val="14"/>
               </w:rPr>
-              <w:t>Démographie</w:t>
+              <w:t>Consommation alimentaire</w:t>
             </w:r>
           </w:p>
         </w:tc>
@@ -2375,7 +3275,7 @@
                 <w:i w:val="0"/>
                 <w:sz w:val="17"/>
               </w:rPr>
-              <w:t>Prière de corriger ou de confirmer avec le QG.</w:t>
+              <w:t>La section sur le repas pris à l'extérieur du ménage du membre Al KHASSIOU DIALLO n'est pas renseignée à 100 %.</w:t>
             </w:r>
           </w:p>
         </w:tc>
@@ -2408,7 +3308,7 @@
                 <w:i w:val="0"/>
                 <w:sz w:val="16"/>
               </w:rPr>
-              <w:t>S01</w:t>
+              <w:t>S07</w:t>
               <w:br/>
             </w:r>
             <w:r>
@@ -2418,7 +3318,7 @@
                 <w:color w:val="64748B"/>
                 <w:sz w:val="14"/>
               </w:rPr>
-              <w:t>Démographie</w:t>
+              <w:t>Consommation alimentaire</w:t>
             </w:r>
           </w:p>
         </w:tc>
@@ -2434,7 +3334,7 @@
                 <w:color w:val="16A34A"/>
                 <w:sz w:val="16"/>
               </w:rPr>
-              <w:t>s01q41a, s01q00b</w:t>
+              <w:t>s00q04, s01q41, s02q14, s01q00b</w:t>
             </w:r>
           </w:p>
         </w:tc>
@@ -2465,7 +3365,7 @@
                 <w:i w:val="0"/>
                 <w:sz w:val="17"/>
               </w:rPr>
-              <w:t>Attention ! Le montant (8000 Fcfa) dépensé ou reçu en cadeau pour les recharges internet ou de forfaits de données mobiles(hors appels vocaux), aucours des 30 derniers jours de  Al KHASSIOU DIALLO est relativement élevé par rapport aux autres montants depansés observés dans cette zone.</w:t>
+              <w:t>Il manque des informations non renseignées de ( Al KHASSIOU DIALLO ), prière de renseignés toutes les questions liées à ( Al KHASSIOU DIALLO ).</w:t>
             </w:r>
           </w:p>
         </w:tc>
@@ -2498,7 +3398,7 @@
                 <w:i w:val="0"/>
                 <w:sz w:val="16"/>
               </w:rPr>
-              <w:t>S01</w:t>
+              <w:t>S07</w:t>
               <w:br/>
             </w:r>
             <w:r>
@@ -2508,7 +3408,7 @@
                 <w:color w:val="64748B"/>
                 <w:sz w:val="14"/>
               </w:rPr>
-              <w:t>Démographie</w:t>
+              <w:t>Consommation alimentaire</w:t>
             </w:r>
           </w:p>
         </w:tc>
@@ -2524,7 +3424,7 @@
                 <w:color w:val="16A34A"/>
                 <w:sz w:val="16"/>
               </w:rPr>
-              <w:t>s00q27, s01q03a, s01q03b, s01q03c, s01q00b</w:t>
+              <w:t>—</w:t>
             </w:r>
           </w:p>
         </w:tc>
@@ -2555,7 +3455,7 @@
                 <w:i w:val="0"/>
                 <w:sz w:val="17"/>
               </w:rPr>
-              <w:t>Les informations sur l'acte de naissance (ni Jours, ni mois et ni années) de  FATOUMATA BINETA DIALLO  manquent, s'il vous plait pouvez-vous fournir d'effort pour avoir ces informations.</w:t>
+              <w:t>La section sur le repas pris à l'extérieur du ménage du membre FATOUMATA BINETA DIALLO n'est pas renseignée à 100 %.</w:t>
             </w:r>
           </w:p>
         </w:tc>
@@ -2588,7 +3488,7 @@
                 <w:i w:val="0"/>
                 <w:sz w:val="16"/>
               </w:rPr>
-              <w:t>S02</w:t>
+              <w:t>S07</w:t>
               <w:br/>
             </w:r>
             <w:r>
@@ -2598,7 +3498,7 @@
                 <w:color w:val="64748B"/>
                 <w:sz w:val="14"/>
               </w:rPr>
-              <w:t>Éducation</w:t>
+              <w:t>Consommation alimentaire</w:t>
             </w:r>
           </w:p>
         </w:tc>
@@ -2614,7 +3514,7 @@
                 <w:color w:val="16A34A"/>
                 <w:sz w:val="16"/>
               </w:rPr>
-              <w:t>—</w:t>
+              <w:t>s00q04, s01q41, s02q14, s01q00b</w:t>
             </w:r>
           </w:p>
         </w:tc>
@@ -2645,7 +3545,7 @@
                 <w:i w:val="0"/>
                 <w:sz w:val="17"/>
               </w:rPr>
-              <w:t>veuillez, s'il vous plait, confirmer les frais de scolarité ( 1000 FCFA) payée de AISSATOU DIALLO avec le QG ou apporter les corrections nécessaires.</w:t>
+              <w:t>Il manque des informations non renseignées de ( FATOUMATA BINETA DIALLO ), prière de renseignés toutes les questions liées à ( FATOUMATA BINETA DIALLO ).</w:t>
             </w:r>
           </w:p>
         </w:tc>
@@ -2678,7 +3578,7 @@
                 <w:i w:val="0"/>
                 <w:sz w:val="16"/>
               </w:rPr>
-              <w:t>S02</w:t>
+              <w:t>S09</w:t>
               <w:br/>
             </w:r>
             <w:r>
@@ -2688,7 +3588,7 @@
                 <w:color w:val="64748B"/>
                 <w:sz w:val="14"/>
               </w:rPr>
-              <w:t>Éducation</w:t>
+              <w:t>Dépenses non alimentaires</w:t>
             </w:r>
           </w:p>
         </w:tc>
@@ -2735,7 +3635,7 @@
                 <w:i w:val="0"/>
                 <w:sz w:val="17"/>
               </w:rPr>
-              <w:t>Merci de bien vouloir changé 2.04 en OUI et renseigné toutes les autres informations qui concerne Al KHASSIOU DIALLO .</w:t>
+              <w:t>Attention ! La dépense du ménage de Al KHASSIOU DIALLO (2500 Fcfa) au cours de 7 derniers jours de Transport urbain/rural par traction animale est relativement élevé.</w:t>
             </w:r>
           </w:p>
         </w:tc>
@@ -2768,7 +3668,7 @@
                 <w:i w:val="0"/>
                 <w:sz w:val="16"/>
               </w:rPr>
-              <w:t>S02</w:t>
+              <w:t>S09</w:t>
               <w:br/>
             </w:r>
             <w:r>
@@ -2778,7 +3678,7 @@
                 <w:color w:val="64748B"/>
                 <w:sz w:val="14"/>
               </w:rPr>
-              <w:t>Éducation</w:t>
+              <w:t>Dépenses non alimentaires</w:t>
             </w:r>
           </w:p>
         </w:tc>
@@ -2825,7 +3725,7 @@
                 <w:i w:val="0"/>
                 <w:sz w:val="17"/>
               </w:rPr>
-              <w:t>Merci de bien vouloir changé 2.04 en OUI et renseigné toutes les autres informations qui concerne FATOUMATA BINETA DIALLO .</w:t>
+              <w:t>Prière de corriger ou de confirmer avec le QG.</w:t>
             </w:r>
           </w:p>
         </w:tc>
@@ -2858,7 +3758,7 @@
                 <w:i w:val="0"/>
                 <w:sz w:val="16"/>
               </w:rPr>
-              <w:t>S04</w:t>
+              <w:t>S09</w:t>
               <w:br/>
             </w:r>
             <w:r>
@@ -2868,7 +3768,7 @@
                 <w:color w:val="64748B"/>
                 <w:sz w:val="14"/>
               </w:rPr>
-              <w:t>Emploi</w:t>
+              <w:t>Dépenses non alimentaires</w:t>
             </w:r>
           </w:p>
         </w:tc>
@@ -2915,7 +3815,7 @@
                 <w:i w:val="0"/>
                 <w:sz w:val="17"/>
               </w:rPr>
-              <w:t>Attention ! Le revenu de Al KHASSIOU DIALLO est de 1500000  Fcfa par AN est relativement élevé.</w:t>
+              <w:t>Attention ! La dépense du ménage de Al KHASSIOU DIALLO (37000 Fcfa) au cours de 7 derniers jours de Transport urbain en taxi est relativement élevé.</w:t>
             </w:r>
           </w:p>
         </w:tc>
@@ -2948,7 +3848,7 @@
                 <w:i w:val="0"/>
                 <w:sz w:val="16"/>
               </w:rPr>
-              <w:t>S04</w:t>
+              <w:t>S09</w:t>
               <w:br/>
             </w:r>
             <w:r>
@@ -2958,7 +3858,7 @@
                 <w:color w:val="64748B"/>
                 <w:sz w:val="14"/>
               </w:rPr>
-              <w:t>Emploi</w:t>
+              <w:t>Dépenses non alimentaires</w:t>
             </w:r>
           </w:p>
         </w:tc>
@@ -3005,7 +3905,7 @@
                 <w:i w:val="0"/>
                 <w:sz w:val="17"/>
               </w:rPr>
-              <w:t>Prière de corriger ou de confirmer auprès de l'enquêté.</w:t>
+              <w:t>Attention ! La dépense du ménage de Al KHASSIOU DIALLO (800 Fcfa) au cours de 30 derniers jours de Piles électriques, est relativement élevé.</w:t>
             </w:r>
           </w:p>
         </w:tc>
@@ -3038,7 +3938,7 @@
                 <w:i w:val="0"/>
                 <w:sz w:val="16"/>
               </w:rPr>
-              <w:t>S04</w:t>
+              <w:t>S09</w:t>
               <w:br/>
             </w:r>
             <w:r>
@@ -3048,7 +3948,7 @@
                 <w:color w:val="64748B"/>
                 <w:sz w:val="14"/>
               </w:rPr>
-              <w:t>Emploi</w:t>
+              <w:t>Dépenses non alimentaires</w:t>
             </w:r>
           </w:p>
         </w:tc>
@@ -3095,7 +3995,7 @@
                 <w:i w:val="0"/>
                 <w:sz w:val="17"/>
               </w:rPr>
-              <w:t>Veuillez, s'il vous plaît, confirmer cette information avec le QG ou la corriger.</w:t>
+              <w:t>Prière de corriger ou de confirmer avec le QG.</w:t>
             </w:r>
           </w:p>
         </w:tc>
@@ -3128,7 +4028,7 @@
                 <w:i w:val="0"/>
                 <w:sz w:val="16"/>
               </w:rPr>
-              <w:t>S07</w:t>
+              <w:t>S09</w:t>
               <w:br/>
             </w:r>
             <w:r>
@@ -3138,7 +4038,7 @@
                 <w:color w:val="64748B"/>
                 <w:sz w:val="14"/>
               </w:rPr>
-              <w:t>Consommation alimentaire</w:t>
+              <w:t>Dépenses non alimentaires</w:t>
             </w:r>
           </w:p>
         </w:tc>
@@ -3185,7 +4085,7 @@
                 <w:i w:val="0"/>
                 <w:sz w:val="17"/>
               </w:rPr>
-              <w:t>Attention ! La section sur le repas pris à l'extérieur du ménage n'est pas renseignée à 100 %.</w:t>
+              <w:t>Attention ! La dépense du ménage de Al KHASSIOU DIALLO (400 Fcfa) au cours de 3 derniers mois de Frais d'entretien et de réparation de chaussures: cirage, ressemelage, etc est relativement élevé.</w:t>
             </w:r>
           </w:p>
         </w:tc>
@@ -3218,7 +4118,7 @@
                 <w:i w:val="0"/>
                 <w:sz w:val="16"/>
               </w:rPr>
-              <w:t>S07</w:t>
+              <w:t>S09</w:t>
               <w:br/>
             </w:r>
             <w:r>
@@ -3228,7 +4128,7 @@
                 <w:color w:val="64748B"/>
                 <w:sz w:val="14"/>
               </w:rPr>
-              <w:t>Consommation alimentaire</w:t>
+              <w:t>Dépenses non alimentaires</w:t>
             </w:r>
           </w:p>
         </w:tc>
@@ -3275,7 +4175,7 @@
                 <w:i w:val="0"/>
                 <w:sz w:val="17"/>
               </w:rPr>
-              <w:t>Prière de vérifier l'ensemble des questions relatives à cette section et de les renseigner en totalité.</w:t>
+              <w:t>Prière de corriger ou de confirmer avec le QG.</w:t>
             </w:r>
           </w:p>
         </w:tc>
@@ -3308,7 +4208,7 @@
                 <w:i w:val="0"/>
                 <w:sz w:val="16"/>
               </w:rPr>
-              <w:t>S07</w:t>
+              <w:t>S09</w:t>
               <w:br/>
             </w:r>
             <w:r>
@@ -3318,7 +4218,7 @@
                 <w:color w:val="64748B"/>
                 <w:sz w:val="14"/>
               </w:rPr>
-              <w:t>Consommation alimentaire</w:t>
+              <w:t>Dépenses non alimentaires</w:t>
             </w:r>
           </w:p>
         </w:tc>
@@ -3334,7 +4234,7 @@
                 <w:color w:val="16A34A"/>
                 <w:sz w:val="16"/>
               </w:rPr>
-              <w:t>s00q10, s01q35, s01q36, s01q37, s02q04, s02q15, s03q31, s04q22</w:t>
+              <w:t>—</w:t>
             </w:r>
           </w:p>
         </w:tc>
@@ -3365,7 +4265,7 @@
                 <w:i w:val="0"/>
                 <w:sz w:val="17"/>
               </w:rPr>
-              <w:t>Il manque des informations non renseignées de dans cette section, prière de renseignés toutes les questions liées à cette section.</w:t>
+              <w:t>Attention ! La dépense du ménage de Al KHASSIOU DIALLO (500 Fcfa) au cours de 3 derniers mois de Briquet, allume gaz est relativement élevé.</w:t>
             </w:r>
           </w:p>
         </w:tc>
@@ -3398,7 +4298,7 @@
                 <w:i w:val="0"/>
                 <w:sz w:val="16"/>
               </w:rPr>
-              <w:t>S07</w:t>
+              <w:t>S09</w:t>
               <w:br/>
             </w:r>
             <w:r>
@@ -3408,7 +4308,7 @@
                 <w:color w:val="64748B"/>
                 <w:sz w:val="14"/>
               </w:rPr>
-              <w:t>Consommation alimentaire</w:t>
+              <w:t>Dépenses non alimentaires</w:t>
             </w:r>
           </w:p>
         </w:tc>
@@ -3455,7 +4355,7 @@
                 <w:i w:val="0"/>
                 <w:sz w:val="17"/>
               </w:rPr>
-              <w:t>La section sur le repas pris à l'extérieur du ménage du membre ABIBATOU DIALLO n'est pas renseignée à 100 %.</w:t>
+              <w:t>Attention ! La dépense du ménage de Al KHASSIOU DIALLO (600 Fcfa) au cours de 6 derniers mois de Ampoules électriques pour le logement est relativement élevé.</w:t>
             </w:r>
           </w:p>
         </w:tc>
@@ -3488,7 +4388,7 @@
                 <w:i w:val="0"/>
                 <w:sz w:val="16"/>
               </w:rPr>
-              <w:t>S07</w:t>
+              <w:t>S09</w:t>
               <w:br/>
             </w:r>
             <w:r>
@@ -3498,7 +4398,7 @@
                 <w:color w:val="64748B"/>
                 <w:sz w:val="14"/>
               </w:rPr>
-              <w:t>Consommation alimentaire</w:t>
+              <w:t>Dépenses non alimentaires</w:t>
             </w:r>
           </w:p>
         </w:tc>
@@ -3545,7 +4445,7 @@
                 <w:i w:val="0"/>
                 <w:sz w:val="17"/>
               </w:rPr>
-              <w:t>Prière de vérifier l'ensemble des questions relatives à ce membre et de les renseigner en totalité.</w:t>
+              <w:t>Prière de corriger ou de confirmer avec le QG.</w:t>
             </w:r>
           </w:p>
         </w:tc>
@@ -3578,7 +4478,7 @@
                 <w:i w:val="0"/>
                 <w:sz w:val="16"/>
               </w:rPr>
-              <w:t>S07</w:t>
+              <w:t>S09</w:t>
               <w:br/>
             </w:r>
             <w:r>
@@ -3588,7 +4488,7 @@
                 <w:color w:val="64748B"/>
                 <w:sz w:val="14"/>
               </w:rPr>
-              <w:t>Consommation alimentaire</w:t>
+              <w:t>Dépenses non alimentaires</w:t>
             </w:r>
           </w:p>
         </w:tc>
@@ -3604,7 +4504,7 @@
                 <w:color w:val="16A34A"/>
                 <w:sz w:val="16"/>
               </w:rPr>
-              <w:t>s00q04, s01q41, s02q14, s01q00b</w:t>
+              <w:t>—</w:t>
             </w:r>
           </w:p>
         </w:tc>
@@ -3635,7 +4535,7 @@
                 <w:i w:val="0"/>
                 <w:sz w:val="17"/>
               </w:rPr>
-              <w:t>Il manque des informations non renseignées de ( ABIBATOU DIALLO ), prière de renseignés toutes les questions liées à ( ABIBATOU DIALLO ).</w:t>
+              <w:t>Attention ! La dépense du ménage de Al KHASSIOU DIALLO (115000 Fcfa) au cours de 12 derniers mois de Lit, matelas, armoire et autres meubles de chambre à coucher est relativement élevé.</w:t>
             </w:r>
           </w:p>
         </w:tc>
@@ -3668,7 +4568,7 @@
                 <w:i w:val="0"/>
                 <w:sz w:val="16"/>
               </w:rPr>
-              <w:t>S07</w:t>
+              <w:t>S09</w:t>
               <w:br/>
             </w:r>
             <w:r>
@@ -3678,7 +4578,7 @@
                 <w:color w:val="64748B"/>
                 <w:sz w:val="14"/>
               </w:rPr>
-              <w:t>Consommation alimentaire</w:t>
+              <w:t>Dépenses non alimentaires</w:t>
             </w:r>
           </w:p>
         </w:tc>
@@ -3725,7 +4625,7 @@
                 <w:i w:val="0"/>
                 <w:sz w:val="17"/>
               </w:rPr>
-              <w:t>La section sur le repas pris à l'extérieur du ménage du membre AISSATOU DIALLO n'est pas renseignée à 100 %.</w:t>
+              <w:t>Prière de corriger ou de confirmer avec le QG.</w:t>
             </w:r>
           </w:p>
         </w:tc>
@@ -3758,7 +4658,7 @@
                 <w:i w:val="0"/>
                 <w:sz w:val="16"/>
               </w:rPr>
-              <w:t>S07</w:t>
+              <w:t>S09</w:t>
               <w:br/>
             </w:r>
             <w:r>
@@ -3768,7 +4668,7 @@
                 <w:color w:val="64748B"/>
                 <w:sz w:val="14"/>
               </w:rPr>
-              <w:t>Consommation alimentaire</w:t>
+              <w:t>Dépenses non alimentaires</w:t>
             </w:r>
           </w:p>
         </w:tc>
@@ -3784,7 +4684,7 @@
                 <w:color w:val="16A34A"/>
                 <w:sz w:val="16"/>
               </w:rPr>
-              <w:t>s00q04, s01q41, s02q14, s01q00b</w:t>
+              <w:t>—</w:t>
             </w:r>
           </w:p>
         </w:tc>
@@ -3815,7 +4715,7 @@
                 <w:i w:val="0"/>
                 <w:sz w:val="17"/>
               </w:rPr>
-              <w:t>Il manque des informations non renseignées de ( AISSATOU DIALLO ), prière de renseignés toutes les questions liées à ( AISSATOU DIALLO ).</w:t>
+              <w:t>Attention ! La dépense du ménage de Al KHASSIOU DIALLO (6000 Fcfa) au cours de 12 derniers mois de Matériel pour l'entretien et les petites réparations du logement (remplacement d'une tôle, d'une vitre, etc.</w:t>
             </w:r>
           </w:p>
         </w:tc>
@@ -3848,7 +4748,7 @@
                 <w:i w:val="0"/>
                 <w:sz w:val="16"/>
               </w:rPr>
-              <w:t>S07</w:t>
+              <w:t>S09</w:t>
               <w:br/>
             </w:r>
             <w:r>
@@ -3858,7 +4758,7 @@
                 <w:color w:val="64748B"/>
                 <w:sz w:val="14"/>
               </w:rPr>
-              <w:t>Consommation alimentaire</w:t>
+              <w:t>Dépenses non alimentaires</w:t>
             </w:r>
           </w:p>
         </w:tc>
@@ -3905,7 +4805,7 @@
                 <w:i w:val="0"/>
                 <w:sz w:val="17"/>
               </w:rPr>
-              <w:t>La section sur le repas pris à l'extérieur du ménage du membre Al KHASSIOU DIALLO n'est pas renseignée à 100 %.</w:t>
+              <w:t>) est relativement élevé.</w:t>
             </w:r>
           </w:p>
         </w:tc>
@@ -3938,7 +4838,7 @@
                 <w:i w:val="0"/>
                 <w:sz w:val="16"/>
               </w:rPr>
-              <w:t>S07</w:t>
+              <w:t>S10</w:t>
               <w:br/>
             </w:r>
             <w:r>
@@ -3948,7 +4848,7 @@
                 <w:color w:val="64748B"/>
                 <w:sz w:val="14"/>
               </w:rPr>
-              <w:t>Consommation alimentaire</w:t>
+              <w:t>Logement</w:t>
             </w:r>
           </w:p>
         </w:tc>
@@ -3964,7 +4864,7 @@
                 <w:color w:val="16A34A"/>
                 <w:sz w:val="16"/>
               </w:rPr>
-              <w:t>s00q04, s01q41, s02q14, s01q00b</w:t>
+              <w:t>s10q47, s10q46</w:t>
             </w:r>
           </w:p>
         </w:tc>
@@ -3995,7 +4895,7 @@
                 <w:i w:val="0"/>
                 <w:sz w:val="17"/>
               </w:rPr>
-              <w:t>Il manque des informations non renseignées de ( Al KHASSIOU DIALLO ), prière de renseignés toutes les questions liées à ( Al KHASSIOU DIALLO ).</w:t>
+              <w:t>Le montant dépensé de L'entreprise commerçant pour l'achat de ces marchandises revendues en état, sans transformation ne peut être supérieur aux montants obtenus sur la revente de marchandises achetées et revendues en état au cours des 30 derniers jours ou durant le dernier mois où l'entreprise a fonctionné (s10q47 &gt; s10q46), prière de corriger.</w:t>
             </w:r>
           </w:p>
         </w:tc>
@@ -4028,7 +4928,7 @@
                 <w:i w:val="0"/>
                 <w:sz w:val="16"/>
               </w:rPr>
-              <w:t>S07</w:t>
+              <w:t>S11</w:t>
               <w:br/>
             </w:r>
             <w:r>
@@ -4038,7 +4938,7 @@
                 <w:color w:val="64748B"/>
                 <w:sz w:val="14"/>
               </w:rPr>
-              <w:t>Consommation alimentaire</w:t>
+              <w:t>Logement / cadre de vie</w:t>
             </w:r>
           </w:p>
         </w:tc>
@@ -4054,7 +4954,7 @@
                 <w:color w:val="16A34A"/>
                 <w:sz w:val="16"/>
               </w:rPr>
-              <w:t>—</w:t>
+              <w:t>s01q23, s01q00b, s01q23_autre</w:t>
             </w:r>
           </w:p>
         </w:tc>
@@ -4085,7 +4985,7 @@
                 <w:i w:val="0"/>
                 <w:sz w:val="17"/>
               </w:rPr>
-              <w:t>La section sur le repas pris à l'extérieur du ménage du membre FATOUMATA BINETA DIALLO n'est pas renseignée à 100 %.</w:t>
+              <w:t>Le principal mode d'évacuation des eaux usées du ménage est dans la concession et semble exister dans les modalités, prière de prendre attache avec le QG pour plus d'explication afin de la classer bien.</w:t>
             </w:r>
           </w:p>
         </w:tc>
@@ -4118,7 +5018,7 @@
                 <w:i w:val="0"/>
                 <w:sz w:val="16"/>
               </w:rPr>
-              <w:t>S07</w:t>
+              <w:t>S11</w:t>
               <w:br/>
             </w:r>
             <w:r>
@@ -4128,7 +5028,7 @@
                 <w:color w:val="64748B"/>
                 <w:sz w:val="14"/>
               </w:rPr>
-              <w:t>Consommation alimentaire</w:t>
+              <w:t>Logement / cadre de vie</w:t>
             </w:r>
           </w:p>
         </w:tc>
@@ -4144,7 +5044,7 @@
                 <w:color w:val="16A34A"/>
                 <w:sz w:val="16"/>
               </w:rPr>
-              <w:t>s00q04, s01q41, s02q14, s01q00b</w:t>
+              <w:t>—</w:t>
             </w:r>
           </w:p>
         </w:tc>
@@ -4175,7 +5075,7 @@
                 <w:i w:val="0"/>
                 <w:sz w:val="17"/>
               </w:rPr>
-              <w:t>Il manque des informations non renseignées de ( FATOUMATA BINETA DIALLO ), prière de renseignés toutes les questions liées à ( FATOUMATA BINETA DIALLO ).</w:t>
+              <w:t>Attention!!! Les ménages vivants dans un(e) Maison Basse à KAOLACK Rural ont généralement comme principal matériau de construction le/la Ciment/Béton/Pierres de taille, mais celui du ménage de Al KHASSIOU DIALLO (Briques cuites) diffère de celui-ci.</w:t>
             </w:r>
           </w:p>
         </w:tc>
@@ -4208,7 +5108,7 @@
                 <w:i w:val="0"/>
                 <w:sz w:val="16"/>
               </w:rPr>
-              <w:t>S09</w:t>
+              <w:t>S11</w:t>
               <w:br/>
             </w:r>
             <w:r>
@@ -4218,7 +5118,7 @@
                 <w:color w:val="64748B"/>
                 <w:sz w:val="14"/>
               </w:rPr>
-              <w:t>Dépenses non alimentaires</w:t>
+              <w:t>Logement / cadre de vie</w:t>
             </w:r>
           </w:p>
         </w:tc>
@@ -4265,7 +5165,7 @@
                 <w:i w:val="0"/>
                 <w:sz w:val="17"/>
               </w:rPr>
-              <w:t>Attention ! La dépense du ménage de Al KHASSIOU DIALLO (2500 Fcfa) au cours de 7 derniers jours de Transport urbain/rural par traction animale est relativement élevé.</w:t>
+              <w:t>Prière de vérifier pour être sûr que vous avez choisi les bonnes modalités des questions 11.01 et 11.18 .</w:t>
             </w:r>
           </w:p>
         </w:tc>
@@ -4298,7 +5198,7 @@
                 <w:i w:val="0"/>
                 <w:sz w:val="16"/>
               </w:rPr>
-              <w:t>S09</w:t>
+              <w:t>S11</w:t>
               <w:br/>
             </w:r>
             <w:r>
@@ -4308,7 +5208,7 @@
                 <w:color w:val="64748B"/>
                 <w:sz w:val="14"/>
               </w:rPr>
-              <w:t>Dépenses non alimentaires</w:t>
+              <w:t>Logement / cadre de vie</w:t>
             </w:r>
           </w:p>
         </w:tc>
@@ -4355,7 +5255,7 @@
                 <w:i w:val="0"/>
                 <w:sz w:val="17"/>
               </w:rPr>
-              <w:t>Prière de corriger ou de confirmer avec le QG.</w:t>
+              <w:t>Merci de ne pas corriger si vous êtes sûr de celui donné par le ménage et observé par vous.</w:t>
             </w:r>
           </w:p>
         </w:tc>
@@ -4388,7 +5288,7 @@
                 <w:i w:val="0"/>
                 <w:sz w:val="16"/>
               </w:rPr>
-              <w:t>S09</w:t>
+              <w:t>S12</w:t>
               <w:br/>
             </w:r>
             <w:r>
@@ -4398,7 +5298,7 @@
                 <w:color w:val="64748B"/>
                 <w:sz w:val="14"/>
               </w:rPr>
-              <w:t>Dépenses non alimentaires</w:t>
+              <w:t>Avoirs / biens durables</w:t>
             </w:r>
           </w:p>
         </w:tc>
@@ -4445,7 +5345,7 @@
                 <w:i w:val="0"/>
                 <w:sz w:val="17"/>
               </w:rPr>
-              <w:t>Attention ! La dépense du ménage de Al KHASSIOU DIALLO (37000 Fcfa) au cours de 7 derniers jours de Transport urbain en taxi est relativement élevé.</w:t>
+              <w:t>Attention ! Bonbonne de gaz a été revendu à 2750 Fcfa qui est relativement faible par rapport aux autres prix de revente observés dans cette zone.</w:t>
             </w:r>
           </w:p>
         </w:tc>
@@ -4478,7 +5378,7 @@
                 <w:i w:val="0"/>
                 <w:sz w:val="16"/>
               </w:rPr>
-              <w:t>S09</w:t>
+              <w:t>S12</w:t>
               <w:br/>
             </w:r>
             <w:r>
@@ -4488,7 +5388,7 @@
                 <w:color w:val="64748B"/>
                 <w:sz w:val="14"/>
               </w:rPr>
-              <w:t>Dépenses non alimentaires</w:t>
+              <w:t>Avoirs / biens durables</w:t>
             </w:r>
           </w:p>
         </w:tc>
@@ -4535,1627 +5435,7 @@
                 <w:i w:val="0"/>
                 <w:sz w:val="17"/>
               </w:rPr>
-              <w:t>Attention ! La dépense du ménage de Al KHASSIOU DIALLO (800 Fcfa) au cours de 30 derniers jours de Piles électriques, est relativement élevé.</w:t>
-            </w:r>
-          </w:p>
-        </w:tc>
-      </w:tr>
-      <w:tr>
-        <w:tc>
-          <w:tcPr>
-            <w:tcW w:type="dxa" w:w="964"/>
-          </w:tcPr>
-          <w:p>
-            <w:r>
-              <w:rPr>
-                <w:b/>
-                <w:i w:val="0"/>
-                <w:color w:val="EA580C"/>
-                <w:sz w:val="16"/>
-              </w:rPr>
-              <w:t>Moyenne</w:t>
-            </w:r>
-          </w:p>
-        </w:tc>
-        <w:tc>
-          <w:tcPr>
-            <w:tcW w:type="dxa" w:w="1247"/>
-          </w:tcPr>
-          <w:p>
-            <w:r>
-              <w:rPr>
-                <w:b/>
-                <w:i w:val="0"/>
-                <w:sz w:val="16"/>
-              </w:rPr>
-              <w:t>S09</w:t>
-              <w:br/>
-            </w:r>
-            <w:r>
-              <w:rPr>
-                <w:b w:val="0"/>
-                <w:i w:val="0"/>
-                <w:color w:val="64748B"/>
-                <w:sz w:val="14"/>
-              </w:rPr>
-              <w:t>Dépenses non alimentaires</w:t>
-            </w:r>
-          </w:p>
-        </w:tc>
-        <w:tc>
-          <w:tcPr>
-            <w:tcW w:type="dxa" w:w="1531"/>
-          </w:tcPr>
-          <w:p>
-            <w:r>
-              <w:rPr>
-                <w:b/>
-                <w:i w:val="0"/>
-                <w:color w:val="16A34A"/>
-                <w:sz w:val="16"/>
-              </w:rPr>
-              <w:t>—</w:t>
-            </w:r>
-          </w:p>
-        </w:tc>
-        <w:tc>
-          <w:tcPr>
-            <w:tcW w:type="dxa" w:w="1191"/>
-          </w:tcPr>
-          <w:p>
-            <w:r>
-              <w:rPr>
-                <w:b w:val="0"/>
-                <w:i w:val="0"/>
-                <w:color w:val="64748B"/>
-                <w:sz w:val="16"/>
-              </w:rPr>
-              <w:t>GT-CQ</w:t>
-            </w:r>
-          </w:p>
-        </w:tc>
-        <w:tc>
-          <w:tcPr>
-            <w:tcW w:type="dxa" w:w="4706"/>
-          </w:tcPr>
-          <w:p>
-            <w:r>
-              <w:rPr>
-                <w:b w:val="0"/>
-                <w:i w:val="0"/>
-                <w:sz w:val="17"/>
-              </w:rPr>
               <w:t>Prière de corriger ou de confirmer avec le QG.</w:t>
-            </w:r>
-          </w:p>
-        </w:tc>
-      </w:tr>
-      <w:tr>
-        <w:tc>
-          <w:tcPr>
-            <w:tcW w:type="dxa" w:w="964"/>
-          </w:tcPr>
-          <w:p>
-            <w:r>
-              <w:rPr>
-                <w:b/>
-                <w:i w:val="0"/>
-                <w:color w:val="EA580C"/>
-                <w:sz w:val="16"/>
-              </w:rPr>
-              <w:t>Moyenne</w:t>
-            </w:r>
-          </w:p>
-        </w:tc>
-        <w:tc>
-          <w:tcPr>
-            <w:tcW w:type="dxa" w:w="1247"/>
-          </w:tcPr>
-          <w:p>
-            <w:r>
-              <w:rPr>
-                <w:b/>
-                <w:i w:val="0"/>
-                <w:sz w:val="16"/>
-              </w:rPr>
-              <w:t>S09</w:t>
-              <w:br/>
-            </w:r>
-            <w:r>
-              <w:rPr>
-                <w:b w:val="0"/>
-                <w:i w:val="0"/>
-                <w:color w:val="64748B"/>
-                <w:sz w:val="14"/>
-              </w:rPr>
-              <w:t>Dépenses non alimentaires</w:t>
-            </w:r>
-          </w:p>
-        </w:tc>
-        <w:tc>
-          <w:tcPr>
-            <w:tcW w:type="dxa" w:w="1531"/>
-          </w:tcPr>
-          <w:p>
-            <w:r>
-              <w:rPr>
-                <w:b/>
-                <w:i w:val="0"/>
-                <w:color w:val="16A34A"/>
-                <w:sz w:val="16"/>
-              </w:rPr>
-              <w:t>—</w:t>
-            </w:r>
-          </w:p>
-        </w:tc>
-        <w:tc>
-          <w:tcPr>
-            <w:tcW w:type="dxa" w:w="1191"/>
-          </w:tcPr>
-          <w:p>
-            <w:r>
-              <w:rPr>
-                <w:b w:val="0"/>
-                <w:i w:val="0"/>
-                <w:color w:val="64748B"/>
-                <w:sz w:val="16"/>
-              </w:rPr>
-              <w:t>GT-CQ</w:t>
-            </w:r>
-          </w:p>
-        </w:tc>
-        <w:tc>
-          <w:tcPr>
-            <w:tcW w:type="dxa" w:w="4706"/>
-          </w:tcPr>
-          <w:p>
-            <w:r>
-              <w:rPr>
-                <w:b w:val="0"/>
-                <w:i w:val="0"/>
-                <w:sz w:val="17"/>
-              </w:rPr>
-              <w:t>Attention ! La dépense du ménage de Al KHASSIOU DIALLO (400 Fcfa) au cours de 3 derniers mois de Frais d'entretien et de réparation de chaussures: cirage, ressemelage, etc est relativement élevé.</w:t>
-            </w:r>
-          </w:p>
-        </w:tc>
-      </w:tr>
-      <w:tr>
-        <w:tc>
-          <w:tcPr>
-            <w:tcW w:type="dxa" w:w="964"/>
-          </w:tcPr>
-          <w:p>
-            <w:r>
-              <w:rPr>
-                <w:b/>
-                <w:i w:val="0"/>
-                <w:color w:val="EA580C"/>
-                <w:sz w:val="16"/>
-              </w:rPr>
-              <w:t>Moyenne</w:t>
-            </w:r>
-          </w:p>
-        </w:tc>
-        <w:tc>
-          <w:tcPr>
-            <w:tcW w:type="dxa" w:w="1247"/>
-          </w:tcPr>
-          <w:p>
-            <w:r>
-              <w:rPr>
-                <w:b/>
-                <w:i w:val="0"/>
-                <w:sz w:val="16"/>
-              </w:rPr>
-              <w:t>S09</w:t>
-              <w:br/>
-            </w:r>
-            <w:r>
-              <w:rPr>
-                <w:b w:val="0"/>
-                <w:i w:val="0"/>
-                <w:color w:val="64748B"/>
-                <w:sz w:val="14"/>
-              </w:rPr>
-              <w:t>Dépenses non alimentaires</w:t>
-            </w:r>
-          </w:p>
-        </w:tc>
-        <w:tc>
-          <w:tcPr>
-            <w:tcW w:type="dxa" w:w="1531"/>
-          </w:tcPr>
-          <w:p>
-            <w:r>
-              <w:rPr>
-                <w:b/>
-                <w:i w:val="0"/>
-                <w:color w:val="16A34A"/>
-                <w:sz w:val="16"/>
-              </w:rPr>
-              <w:t>—</w:t>
-            </w:r>
-          </w:p>
-        </w:tc>
-        <w:tc>
-          <w:tcPr>
-            <w:tcW w:type="dxa" w:w="1191"/>
-          </w:tcPr>
-          <w:p>
-            <w:r>
-              <w:rPr>
-                <w:b w:val="0"/>
-                <w:i w:val="0"/>
-                <w:color w:val="64748B"/>
-                <w:sz w:val="16"/>
-              </w:rPr>
-              <w:t>GT-CQ</w:t>
-            </w:r>
-          </w:p>
-        </w:tc>
-        <w:tc>
-          <w:tcPr>
-            <w:tcW w:type="dxa" w:w="4706"/>
-          </w:tcPr>
-          <w:p>
-            <w:r>
-              <w:rPr>
-                <w:b w:val="0"/>
-                <w:i w:val="0"/>
-                <w:sz w:val="17"/>
-              </w:rPr>
-              <w:t>Prière de corriger ou de confirmer avec le QG.</w:t>
-            </w:r>
-          </w:p>
-        </w:tc>
-      </w:tr>
-      <w:tr>
-        <w:tc>
-          <w:tcPr>
-            <w:tcW w:type="dxa" w:w="964"/>
-          </w:tcPr>
-          <w:p>
-            <w:r>
-              <w:rPr>
-                <w:b/>
-                <w:i w:val="0"/>
-                <w:color w:val="EA580C"/>
-                <w:sz w:val="16"/>
-              </w:rPr>
-              <w:t>Moyenne</w:t>
-            </w:r>
-          </w:p>
-        </w:tc>
-        <w:tc>
-          <w:tcPr>
-            <w:tcW w:type="dxa" w:w="1247"/>
-          </w:tcPr>
-          <w:p>
-            <w:r>
-              <w:rPr>
-                <w:b/>
-                <w:i w:val="0"/>
-                <w:sz w:val="16"/>
-              </w:rPr>
-              <w:t>S09</w:t>
-              <w:br/>
-            </w:r>
-            <w:r>
-              <w:rPr>
-                <w:b w:val="0"/>
-                <w:i w:val="0"/>
-                <w:color w:val="64748B"/>
-                <w:sz w:val="14"/>
-              </w:rPr>
-              <w:t>Dépenses non alimentaires</w:t>
-            </w:r>
-          </w:p>
-        </w:tc>
-        <w:tc>
-          <w:tcPr>
-            <w:tcW w:type="dxa" w:w="1531"/>
-          </w:tcPr>
-          <w:p>
-            <w:r>
-              <w:rPr>
-                <w:b/>
-                <w:i w:val="0"/>
-                <w:color w:val="16A34A"/>
-                <w:sz w:val="16"/>
-              </w:rPr>
-              <w:t>—</w:t>
-            </w:r>
-          </w:p>
-        </w:tc>
-        <w:tc>
-          <w:tcPr>
-            <w:tcW w:type="dxa" w:w="1191"/>
-          </w:tcPr>
-          <w:p>
-            <w:r>
-              <w:rPr>
-                <w:b w:val="0"/>
-                <w:i w:val="0"/>
-                <w:color w:val="64748B"/>
-                <w:sz w:val="16"/>
-              </w:rPr>
-              <w:t>GT-CQ</w:t>
-            </w:r>
-          </w:p>
-        </w:tc>
-        <w:tc>
-          <w:tcPr>
-            <w:tcW w:type="dxa" w:w="4706"/>
-          </w:tcPr>
-          <w:p>
-            <w:r>
-              <w:rPr>
-                <w:b w:val="0"/>
-                <w:i w:val="0"/>
-                <w:sz w:val="17"/>
-              </w:rPr>
-              <w:t>Attention ! La dépense du ménage de Al KHASSIOU DIALLO (500 Fcfa) au cours de 3 derniers mois de Briquet, allume gaz est relativement élevé.</w:t>
-            </w:r>
-          </w:p>
-        </w:tc>
-      </w:tr>
-      <w:tr>
-        <w:tc>
-          <w:tcPr>
-            <w:tcW w:type="dxa" w:w="964"/>
-          </w:tcPr>
-          <w:p>
-            <w:r>
-              <w:rPr>
-                <w:b/>
-                <w:i w:val="0"/>
-                <w:color w:val="EA580C"/>
-                <w:sz w:val="16"/>
-              </w:rPr>
-              <w:t>Moyenne</w:t>
-            </w:r>
-          </w:p>
-        </w:tc>
-        <w:tc>
-          <w:tcPr>
-            <w:tcW w:type="dxa" w:w="1247"/>
-          </w:tcPr>
-          <w:p>
-            <w:r>
-              <w:rPr>
-                <w:b/>
-                <w:i w:val="0"/>
-                <w:sz w:val="16"/>
-              </w:rPr>
-              <w:t>S09</w:t>
-              <w:br/>
-            </w:r>
-            <w:r>
-              <w:rPr>
-                <w:b w:val="0"/>
-                <w:i w:val="0"/>
-                <w:color w:val="64748B"/>
-                <w:sz w:val="14"/>
-              </w:rPr>
-              <w:t>Dépenses non alimentaires</w:t>
-            </w:r>
-          </w:p>
-        </w:tc>
-        <w:tc>
-          <w:tcPr>
-            <w:tcW w:type="dxa" w:w="1531"/>
-          </w:tcPr>
-          <w:p>
-            <w:r>
-              <w:rPr>
-                <w:b/>
-                <w:i w:val="0"/>
-                <w:color w:val="16A34A"/>
-                <w:sz w:val="16"/>
-              </w:rPr>
-              <w:t>—</w:t>
-            </w:r>
-          </w:p>
-        </w:tc>
-        <w:tc>
-          <w:tcPr>
-            <w:tcW w:type="dxa" w:w="1191"/>
-          </w:tcPr>
-          <w:p>
-            <w:r>
-              <w:rPr>
-                <w:b w:val="0"/>
-                <w:i w:val="0"/>
-                <w:color w:val="64748B"/>
-                <w:sz w:val="16"/>
-              </w:rPr>
-              <w:t>GT-CQ</w:t>
-            </w:r>
-          </w:p>
-        </w:tc>
-        <w:tc>
-          <w:tcPr>
-            <w:tcW w:type="dxa" w:w="4706"/>
-          </w:tcPr>
-          <w:p>
-            <w:r>
-              <w:rPr>
-                <w:b w:val="0"/>
-                <w:i w:val="0"/>
-                <w:sz w:val="17"/>
-              </w:rPr>
-              <w:t>Attention ! La dépense du ménage de Al KHASSIOU DIALLO (600 Fcfa) au cours de 6 derniers mois de Ampoules électriques pour le logement est relativement élevé.</w:t>
-            </w:r>
-          </w:p>
-        </w:tc>
-      </w:tr>
-      <w:tr>
-        <w:tc>
-          <w:tcPr>
-            <w:tcW w:type="dxa" w:w="964"/>
-          </w:tcPr>
-          <w:p>
-            <w:r>
-              <w:rPr>
-                <w:b/>
-                <w:i w:val="0"/>
-                <w:color w:val="EA580C"/>
-                <w:sz w:val="16"/>
-              </w:rPr>
-              <w:t>Moyenne</w:t>
-            </w:r>
-          </w:p>
-        </w:tc>
-        <w:tc>
-          <w:tcPr>
-            <w:tcW w:type="dxa" w:w="1247"/>
-          </w:tcPr>
-          <w:p>
-            <w:r>
-              <w:rPr>
-                <w:b/>
-                <w:i w:val="0"/>
-                <w:sz w:val="16"/>
-              </w:rPr>
-              <w:t>S09</w:t>
-              <w:br/>
-            </w:r>
-            <w:r>
-              <w:rPr>
-                <w:b w:val="0"/>
-                <w:i w:val="0"/>
-                <w:color w:val="64748B"/>
-                <w:sz w:val="14"/>
-              </w:rPr>
-              <w:t>Dépenses non alimentaires</w:t>
-            </w:r>
-          </w:p>
-        </w:tc>
-        <w:tc>
-          <w:tcPr>
-            <w:tcW w:type="dxa" w:w="1531"/>
-          </w:tcPr>
-          <w:p>
-            <w:r>
-              <w:rPr>
-                <w:b/>
-                <w:i w:val="0"/>
-                <w:color w:val="16A34A"/>
-                <w:sz w:val="16"/>
-              </w:rPr>
-              <w:t>—</w:t>
-            </w:r>
-          </w:p>
-        </w:tc>
-        <w:tc>
-          <w:tcPr>
-            <w:tcW w:type="dxa" w:w="1191"/>
-          </w:tcPr>
-          <w:p>
-            <w:r>
-              <w:rPr>
-                <w:b w:val="0"/>
-                <w:i w:val="0"/>
-                <w:color w:val="64748B"/>
-                <w:sz w:val="16"/>
-              </w:rPr>
-              <w:t>GT-CQ</w:t>
-            </w:r>
-          </w:p>
-        </w:tc>
-        <w:tc>
-          <w:tcPr>
-            <w:tcW w:type="dxa" w:w="4706"/>
-          </w:tcPr>
-          <w:p>
-            <w:r>
-              <w:rPr>
-                <w:b w:val="0"/>
-                <w:i w:val="0"/>
-                <w:sz w:val="17"/>
-              </w:rPr>
-              <w:t>Prière de corriger ou de confirmer avec le QG.</w:t>
-            </w:r>
-          </w:p>
-        </w:tc>
-      </w:tr>
-      <w:tr>
-        <w:tc>
-          <w:tcPr>
-            <w:tcW w:type="dxa" w:w="964"/>
-          </w:tcPr>
-          <w:p>
-            <w:r>
-              <w:rPr>
-                <w:b/>
-                <w:i w:val="0"/>
-                <w:color w:val="EA580C"/>
-                <w:sz w:val="16"/>
-              </w:rPr>
-              <w:t>Moyenne</w:t>
-            </w:r>
-          </w:p>
-        </w:tc>
-        <w:tc>
-          <w:tcPr>
-            <w:tcW w:type="dxa" w:w="1247"/>
-          </w:tcPr>
-          <w:p>
-            <w:r>
-              <w:rPr>
-                <w:b/>
-                <w:i w:val="0"/>
-                <w:sz w:val="16"/>
-              </w:rPr>
-              <w:t>S09</w:t>
-              <w:br/>
-            </w:r>
-            <w:r>
-              <w:rPr>
-                <w:b w:val="0"/>
-                <w:i w:val="0"/>
-                <w:color w:val="64748B"/>
-                <w:sz w:val="14"/>
-              </w:rPr>
-              <w:t>Dépenses non alimentaires</w:t>
-            </w:r>
-          </w:p>
-        </w:tc>
-        <w:tc>
-          <w:tcPr>
-            <w:tcW w:type="dxa" w:w="1531"/>
-          </w:tcPr>
-          <w:p>
-            <w:r>
-              <w:rPr>
-                <w:b/>
-                <w:i w:val="0"/>
-                <w:color w:val="16A34A"/>
-                <w:sz w:val="16"/>
-              </w:rPr>
-              <w:t>—</w:t>
-            </w:r>
-          </w:p>
-        </w:tc>
-        <w:tc>
-          <w:tcPr>
-            <w:tcW w:type="dxa" w:w="1191"/>
-          </w:tcPr>
-          <w:p>
-            <w:r>
-              <w:rPr>
-                <w:b w:val="0"/>
-                <w:i w:val="0"/>
-                <w:color w:val="64748B"/>
-                <w:sz w:val="16"/>
-              </w:rPr>
-              <w:t>GT-CQ</w:t>
-            </w:r>
-          </w:p>
-        </w:tc>
-        <w:tc>
-          <w:tcPr>
-            <w:tcW w:type="dxa" w:w="4706"/>
-          </w:tcPr>
-          <w:p>
-            <w:r>
-              <w:rPr>
-                <w:b w:val="0"/>
-                <w:i w:val="0"/>
-                <w:sz w:val="17"/>
-              </w:rPr>
-              <w:t>Attention ! La dépense du ménage de Al KHASSIOU DIALLO (115000 Fcfa) au cours de 12 derniers mois de Lit, matelas, armoire et autres meubles de chambre à coucher est relativement élevé.</w:t>
-            </w:r>
-          </w:p>
-        </w:tc>
-      </w:tr>
-      <w:tr>
-        <w:tc>
-          <w:tcPr>
-            <w:tcW w:type="dxa" w:w="964"/>
-          </w:tcPr>
-          <w:p>
-            <w:r>
-              <w:rPr>
-                <w:b/>
-                <w:i w:val="0"/>
-                <w:color w:val="EA580C"/>
-                <w:sz w:val="16"/>
-              </w:rPr>
-              <w:t>Moyenne</w:t>
-            </w:r>
-          </w:p>
-        </w:tc>
-        <w:tc>
-          <w:tcPr>
-            <w:tcW w:type="dxa" w:w="1247"/>
-          </w:tcPr>
-          <w:p>
-            <w:r>
-              <w:rPr>
-                <w:b/>
-                <w:i w:val="0"/>
-                <w:sz w:val="16"/>
-              </w:rPr>
-              <w:t>S09</w:t>
-              <w:br/>
-            </w:r>
-            <w:r>
-              <w:rPr>
-                <w:b w:val="0"/>
-                <w:i w:val="0"/>
-                <w:color w:val="64748B"/>
-                <w:sz w:val="14"/>
-              </w:rPr>
-              <w:t>Dépenses non alimentaires</w:t>
-            </w:r>
-          </w:p>
-        </w:tc>
-        <w:tc>
-          <w:tcPr>
-            <w:tcW w:type="dxa" w:w="1531"/>
-          </w:tcPr>
-          <w:p>
-            <w:r>
-              <w:rPr>
-                <w:b/>
-                <w:i w:val="0"/>
-                <w:color w:val="16A34A"/>
-                <w:sz w:val="16"/>
-              </w:rPr>
-              <w:t>—</w:t>
-            </w:r>
-          </w:p>
-        </w:tc>
-        <w:tc>
-          <w:tcPr>
-            <w:tcW w:type="dxa" w:w="1191"/>
-          </w:tcPr>
-          <w:p>
-            <w:r>
-              <w:rPr>
-                <w:b w:val="0"/>
-                <w:i w:val="0"/>
-                <w:color w:val="64748B"/>
-                <w:sz w:val="16"/>
-              </w:rPr>
-              <w:t>GT-CQ</w:t>
-            </w:r>
-          </w:p>
-        </w:tc>
-        <w:tc>
-          <w:tcPr>
-            <w:tcW w:type="dxa" w:w="4706"/>
-          </w:tcPr>
-          <w:p>
-            <w:r>
-              <w:rPr>
-                <w:b w:val="0"/>
-                <w:i w:val="0"/>
-                <w:sz w:val="17"/>
-              </w:rPr>
-              <w:t>Prière de corriger ou de confirmer avec le QG.</w:t>
-            </w:r>
-          </w:p>
-        </w:tc>
-      </w:tr>
-      <w:tr>
-        <w:tc>
-          <w:tcPr>
-            <w:tcW w:type="dxa" w:w="964"/>
-          </w:tcPr>
-          <w:p>
-            <w:r>
-              <w:rPr>
-                <w:b/>
-                <w:i w:val="0"/>
-                <w:color w:val="EA580C"/>
-                <w:sz w:val="16"/>
-              </w:rPr>
-              <w:t>Moyenne</w:t>
-            </w:r>
-          </w:p>
-        </w:tc>
-        <w:tc>
-          <w:tcPr>
-            <w:tcW w:type="dxa" w:w="1247"/>
-          </w:tcPr>
-          <w:p>
-            <w:r>
-              <w:rPr>
-                <w:b/>
-                <w:i w:val="0"/>
-                <w:sz w:val="16"/>
-              </w:rPr>
-              <w:t>S09</w:t>
-              <w:br/>
-            </w:r>
-            <w:r>
-              <w:rPr>
-                <w:b w:val="0"/>
-                <w:i w:val="0"/>
-                <w:color w:val="64748B"/>
-                <w:sz w:val="14"/>
-              </w:rPr>
-              <w:t>Dépenses non alimentaires</w:t>
-            </w:r>
-          </w:p>
-        </w:tc>
-        <w:tc>
-          <w:tcPr>
-            <w:tcW w:type="dxa" w:w="1531"/>
-          </w:tcPr>
-          <w:p>
-            <w:r>
-              <w:rPr>
-                <w:b/>
-                <w:i w:val="0"/>
-                <w:color w:val="16A34A"/>
-                <w:sz w:val="16"/>
-              </w:rPr>
-              <w:t>—</w:t>
-            </w:r>
-          </w:p>
-        </w:tc>
-        <w:tc>
-          <w:tcPr>
-            <w:tcW w:type="dxa" w:w="1191"/>
-          </w:tcPr>
-          <w:p>
-            <w:r>
-              <w:rPr>
-                <w:b w:val="0"/>
-                <w:i w:val="0"/>
-                <w:color w:val="64748B"/>
-                <w:sz w:val="16"/>
-              </w:rPr>
-              <w:t>GT-CQ</w:t>
-            </w:r>
-          </w:p>
-        </w:tc>
-        <w:tc>
-          <w:tcPr>
-            <w:tcW w:type="dxa" w:w="4706"/>
-          </w:tcPr>
-          <w:p>
-            <w:r>
-              <w:rPr>
-                <w:b w:val="0"/>
-                <w:i w:val="0"/>
-                <w:sz w:val="17"/>
-              </w:rPr>
-              <w:t>Attention ! La dépense du ménage de Al KHASSIOU DIALLO (6000 Fcfa) au cours de 12 derniers mois de Matériel pour l'entretien et les petites réparations du logement (remplacement d'une tôle, d'une vitre, etc.</w:t>
-            </w:r>
-          </w:p>
-        </w:tc>
-      </w:tr>
-      <w:tr>
-        <w:tc>
-          <w:tcPr>
-            <w:tcW w:type="dxa" w:w="964"/>
-          </w:tcPr>
-          <w:p>
-            <w:r>
-              <w:rPr>
-                <w:b/>
-                <w:i w:val="0"/>
-                <w:color w:val="EA580C"/>
-                <w:sz w:val="16"/>
-              </w:rPr>
-              <w:t>Moyenne</w:t>
-            </w:r>
-          </w:p>
-        </w:tc>
-        <w:tc>
-          <w:tcPr>
-            <w:tcW w:type="dxa" w:w="1247"/>
-          </w:tcPr>
-          <w:p>
-            <w:r>
-              <w:rPr>
-                <w:b/>
-                <w:i w:val="0"/>
-                <w:sz w:val="16"/>
-              </w:rPr>
-              <w:t>S09</w:t>
-              <w:br/>
-            </w:r>
-            <w:r>
-              <w:rPr>
-                <w:b w:val="0"/>
-                <w:i w:val="0"/>
-                <w:color w:val="64748B"/>
-                <w:sz w:val="14"/>
-              </w:rPr>
-              <w:t>Dépenses non alimentaires</w:t>
-            </w:r>
-          </w:p>
-        </w:tc>
-        <w:tc>
-          <w:tcPr>
-            <w:tcW w:type="dxa" w:w="1531"/>
-          </w:tcPr>
-          <w:p>
-            <w:r>
-              <w:rPr>
-                <w:b/>
-                <w:i w:val="0"/>
-                <w:color w:val="16A34A"/>
-                <w:sz w:val="16"/>
-              </w:rPr>
-              <w:t>—</w:t>
-            </w:r>
-          </w:p>
-        </w:tc>
-        <w:tc>
-          <w:tcPr>
-            <w:tcW w:type="dxa" w:w="1191"/>
-          </w:tcPr>
-          <w:p>
-            <w:r>
-              <w:rPr>
-                <w:b w:val="0"/>
-                <w:i w:val="0"/>
-                <w:color w:val="64748B"/>
-                <w:sz w:val="16"/>
-              </w:rPr>
-              <w:t>GT-CQ</w:t>
-            </w:r>
-          </w:p>
-        </w:tc>
-        <w:tc>
-          <w:tcPr>
-            <w:tcW w:type="dxa" w:w="4706"/>
-          </w:tcPr>
-          <w:p>
-            <w:r>
-              <w:rPr>
-                <w:b w:val="0"/>
-                <w:i w:val="0"/>
-                <w:sz w:val="17"/>
-              </w:rPr>
-              <w:t>) est relativement élevé.</w:t>
-            </w:r>
-          </w:p>
-        </w:tc>
-      </w:tr>
-      <w:tr>
-        <w:tc>
-          <w:tcPr>
-            <w:tcW w:type="dxa" w:w="964"/>
-          </w:tcPr>
-          <w:p>
-            <w:r>
-              <w:rPr>
-                <w:b/>
-                <w:i w:val="0"/>
-                <w:color w:val="EA580C"/>
-                <w:sz w:val="16"/>
-              </w:rPr>
-              <w:t>Moyenne</w:t>
-            </w:r>
-          </w:p>
-        </w:tc>
-        <w:tc>
-          <w:tcPr>
-            <w:tcW w:type="dxa" w:w="1247"/>
-          </w:tcPr>
-          <w:p>
-            <w:r>
-              <w:rPr>
-                <w:b/>
-                <w:i w:val="0"/>
-                <w:sz w:val="16"/>
-              </w:rPr>
-              <w:t>S10</w:t>
-              <w:br/>
-            </w:r>
-            <w:r>
-              <w:rPr>
-                <w:b w:val="0"/>
-                <w:i w:val="0"/>
-                <w:color w:val="64748B"/>
-                <w:sz w:val="14"/>
-              </w:rPr>
-              <w:t>Logement</w:t>
-            </w:r>
-          </w:p>
-        </w:tc>
-        <w:tc>
-          <w:tcPr>
-            <w:tcW w:type="dxa" w:w="1531"/>
-          </w:tcPr>
-          <w:p>
-            <w:r>
-              <w:rPr>
-                <w:b/>
-                <w:i w:val="0"/>
-                <w:color w:val="16A34A"/>
-                <w:sz w:val="16"/>
-              </w:rPr>
-              <w:t>s10q47, s10q46</w:t>
-            </w:r>
-          </w:p>
-        </w:tc>
-        <w:tc>
-          <w:tcPr>
-            <w:tcW w:type="dxa" w:w="1191"/>
-          </w:tcPr>
-          <w:p>
-            <w:r>
-              <w:rPr>
-                <w:b w:val="0"/>
-                <w:i w:val="0"/>
-                <w:color w:val="64748B"/>
-                <w:sz w:val="16"/>
-              </w:rPr>
-              <w:t>GT-CQ</w:t>
-            </w:r>
-          </w:p>
-        </w:tc>
-        <w:tc>
-          <w:tcPr>
-            <w:tcW w:type="dxa" w:w="4706"/>
-          </w:tcPr>
-          <w:p>
-            <w:r>
-              <w:rPr>
-                <w:b w:val="0"/>
-                <w:i w:val="0"/>
-                <w:sz w:val="17"/>
-              </w:rPr>
-              <w:t>Le montant dépensé de L'entreprise commerçant pour l'achat de ces marchandises revendues en état, sans transformation ne peut être supérieur aux montants obtenus sur la revente de marchandises achetées et revendues en état au cours des 30 derniers jours ou durant le dernier mois où l'entreprise a fonctionné (s10q47 &gt; s10q46), prière de corriger.</w:t>
-            </w:r>
-          </w:p>
-        </w:tc>
-      </w:tr>
-      <w:tr>
-        <w:tc>
-          <w:tcPr>
-            <w:tcW w:type="dxa" w:w="964"/>
-          </w:tcPr>
-          <w:p>
-            <w:r>
-              <w:rPr>
-                <w:b/>
-                <w:i w:val="0"/>
-                <w:color w:val="EA580C"/>
-                <w:sz w:val="16"/>
-              </w:rPr>
-              <w:t>Moyenne</w:t>
-            </w:r>
-          </w:p>
-        </w:tc>
-        <w:tc>
-          <w:tcPr>
-            <w:tcW w:type="dxa" w:w="1247"/>
-          </w:tcPr>
-          <w:p>
-            <w:r>
-              <w:rPr>
-                <w:b/>
-                <w:i w:val="0"/>
-                <w:sz w:val="16"/>
-              </w:rPr>
-              <w:t>S11</w:t>
-              <w:br/>
-            </w:r>
-            <w:r>
-              <w:rPr>
-                <w:b w:val="0"/>
-                <w:i w:val="0"/>
-                <w:color w:val="64748B"/>
-                <w:sz w:val="14"/>
-              </w:rPr>
-              <w:t>Logement / cadre de vie</w:t>
-            </w:r>
-          </w:p>
-        </w:tc>
-        <w:tc>
-          <w:tcPr>
-            <w:tcW w:type="dxa" w:w="1531"/>
-          </w:tcPr>
-          <w:p>
-            <w:r>
-              <w:rPr>
-                <w:b/>
-                <w:i w:val="0"/>
-                <w:color w:val="16A34A"/>
-                <w:sz w:val="16"/>
-              </w:rPr>
-              <w:t>s01q23, s01q00b, s01q23_autre</w:t>
-            </w:r>
-          </w:p>
-        </w:tc>
-        <w:tc>
-          <w:tcPr>
-            <w:tcW w:type="dxa" w:w="1191"/>
-          </w:tcPr>
-          <w:p>
-            <w:r>
-              <w:rPr>
-                <w:b w:val="0"/>
-                <w:i w:val="0"/>
-                <w:color w:val="64748B"/>
-                <w:sz w:val="16"/>
-              </w:rPr>
-              <w:t>GT-CQ</w:t>
-            </w:r>
-          </w:p>
-        </w:tc>
-        <w:tc>
-          <w:tcPr>
-            <w:tcW w:type="dxa" w:w="4706"/>
-          </w:tcPr>
-          <w:p>
-            <w:r>
-              <w:rPr>
-                <w:b w:val="0"/>
-                <w:i w:val="0"/>
-                <w:sz w:val="17"/>
-              </w:rPr>
-              <w:t>Le principal mode d'évacuation des eaux usées du ménage est dans la concession et semble exister dans les modalités, prière de prendre attache avec le QG pour plus d'explication afin de la classer bien.</w:t>
-            </w:r>
-          </w:p>
-        </w:tc>
-      </w:tr>
-      <w:tr>
-        <w:tc>
-          <w:tcPr>
-            <w:tcW w:type="dxa" w:w="964"/>
-          </w:tcPr>
-          <w:p>
-            <w:r>
-              <w:rPr>
-                <w:b/>
-                <w:i w:val="0"/>
-                <w:color w:val="EA580C"/>
-                <w:sz w:val="16"/>
-              </w:rPr>
-              <w:t>Moyenne</w:t>
-            </w:r>
-          </w:p>
-        </w:tc>
-        <w:tc>
-          <w:tcPr>
-            <w:tcW w:type="dxa" w:w="1247"/>
-          </w:tcPr>
-          <w:p>
-            <w:r>
-              <w:rPr>
-                <w:b/>
-                <w:i w:val="0"/>
-                <w:sz w:val="16"/>
-              </w:rPr>
-              <w:t>S11</w:t>
-              <w:br/>
-            </w:r>
-            <w:r>
-              <w:rPr>
-                <w:b w:val="0"/>
-                <w:i w:val="0"/>
-                <w:color w:val="64748B"/>
-                <w:sz w:val="14"/>
-              </w:rPr>
-              <w:t>Logement / cadre de vie</w:t>
-            </w:r>
-          </w:p>
-        </w:tc>
-        <w:tc>
-          <w:tcPr>
-            <w:tcW w:type="dxa" w:w="1531"/>
-          </w:tcPr>
-          <w:p>
-            <w:r>
-              <w:rPr>
-                <w:b/>
-                <w:i w:val="0"/>
-                <w:color w:val="16A34A"/>
-                <w:sz w:val="16"/>
-              </w:rPr>
-              <w:t>—</w:t>
-            </w:r>
-          </w:p>
-        </w:tc>
-        <w:tc>
-          <w:tcPr>
-            <w:tcW w:type="dxa" w:w="1191"/>
-          </w:tcPr>
-          <w:p>
-            <w:r>
-              <w:rPr>
-                <w:b w:val="0"/>
-                <w:i w:val="0"/>
-                <w:color w:val="64748B"/>
-                <w:sz w:val="16"/>
-              </w:rPr>
-              <w:t>GT-CQ</w:t>
-            </w:r>
-          </w:p>
-        </w:tc>
-        <w:tc>
-          <w:tcPr>
-            <w:tcW w:type="dxa" w:w="4706"/>
-          </w:tcPr>
-          <w:p>
-            <w:r>
-              <w:rPr>
-                <w:b w:val="0"/>
-                <w:i w:val="0"/>
-                <w:sz w:val="17"/>
-              </w:rPr>
-              <w:t>Attention!!! Les ménages vivants dans un(e) Maison Basse à KAOLACK Rural ont généralement comme principal matériau de construction le/la Ciment/Béton/Pierres de taille, mais celui du ménage de Al KHASSIOU DIALLO (Briques cuites) diffère de celui-ci.</w:t>
-            </w:r>
-          </w:p>
-        </w:tc>
-      </w:tr>
-      <w:tr>
-        <w:tc>
-          <w:tcPr>
-            <w:tcW w:type="dxa" w:w="964"/>
-          </w:tcPr>
-          <w:p>
-            <w:r>
-              <w:rPr>
-                <w:b/>
-                <w:i w:val="0"/>
-                <w:color w:val="EA580C"/>
-                <w:sz w:val="16"/>
-              </w:rPr>
-              <w:t>Moyenne</w:t>
-            </w:r>
-          </w:p>
-        </w:tc>
-        <w:tc>
-          <w:tcPr>
-            <w:tcW w:type="dxa" w:w="1247"/>
-          </w:tcPr>
-          <w:p>
-            <w:r>
-              <w:rPr>
-                <w:b/>
-                <w:i w:val="0"/>
-                <w:sz w:val="16"/>
-              </w:rPr>
-              <w:t>S11</w:t>
-              <w:br/>
-            </w:r>
-            <w:r>
-              <w:rPr>
-                <w:b w:val="0"/>
-                <w:i w:val="0"/>
-                <w:color w:val="64748B"/>
-                <w:sz w:val="14"/>
-              </w:rPr>
-              <w:t>Logement / cadre de vie</w:t>
-            </w:r>
-          </w:p>
-        </w:tc>
-        <w:tc>
-          <w:tcPr>
-            <w:tcW w:type="dxa" w:w="1531"/>
-          </w:tcPr>
-          <w:p>
-            <w:r>
-              <w:rPr>
-                <w:b/>
-                <w:i w:val="0"/>
-                <w:color w:val="16A34A"/>
-                <w:sz w:val="16"/>
-              </w:rPr>
-              <w:t>—</w:t>
-            </w:r>
-          </w:p>
-        </w:tc>
-        <w:tc>
-          <w:tcPr>
-            <w:tcW w:type="dxa" w:w="1191"/>
-          </w:tcPr>
-          <w:p>
-            <w:r>
-              <w:rPr>
-                <w:b w:val="0"/>
-                <w:i w:val="0"/>
-                <w:color w:val="64748B"/>
-                <w:sz w:val="16"/>
-              </w:rPr>
-              <w:t>GT-CQ</w:t>
-            </w:r>
-          </w:p>
-        </w:tc>
-        <w:tc>
-          <w:tcPr>
-            <w:tcW w:type="dxa" w:w="4706"/>
-          </w:tcPr>
-          <w:p>
-            <w:r>
-              <w:rPr>
-                <w:b w:val="0"/>
-                <w:i w:val="0"/>
-                <w:sz w:val="17"/>
-              </w:rPr>
-              <w:t>Prière de vérifier pour être sûr que vous avez choisi les bonnes modalités des questions 11.01 et 11.18 .</w:t>
-            </w:r>
-          </w:p>
-        </w:tc>
-      </w:tr>
-      <w:tr>
-        <w:tc>
-          <w:tcPr>
-            <w:tcW w:type="dxa" w:w="964"/>
-          </w:tcPr>
-          <w:p>
-            <w:r>
-              <w:rPr>
-                <w:b/>
-                <w:i w:val="0"/>
-                <w:color w:val="EA580C"/>
-                <w:sz w:val="16"/>
-              </w:rPr>
-              <w:t>Moyenne</w:t>
-            </w:r>
-          </w:p>
-        </w:tc>
-        <w:tc>
-          <w:tcPr>
-            <w:tcW w:type="dxa" w:w="1247"/>
-          </w:tcPr>
-          <w:p>
-            <w:r>
-              <w:rPr>
-                <w:b/>
-                <w:i w:val="0"/>
-                <w:sz w:val="16"/>
-              </w:rPr>
-              <w:t>S11</w:t>
-              <w:br/>
-            </w:r>
-            <w:r>
-              <w:rPr>
-                <w:b w:val="0"/>
-                <w:i w:val="0"/>
-                <w:color w:val="64748B"/>
-                <w:sz w:val="14"/>
-              </w:rPr>
-              <w:t>Logement / cadre de vie</w:t>
-            </w:r>
-          </w:p>
-        </w:tc>
-        <w:tc>
-          <w:tcPr>
-            <w:tcW w:type="dxa" w:w="1531"/>
-          </w:tcPr>
-          <w:p>
-            <w:r>
-              <w:rPr>
-                <w:b/>
-                <w:i w:val="0"/>
-                <w:color w:val="16A34A"/>
-                <w:sz w:val="16"/>
-              </w:rPr>
-              <w:t>—</w:t>
-            </w:r>
-          </w:p>
-        </w:tc>
-        <w:tc>
-          <w:tcPr>
-            <w:tcW w:type="dxa" w:w="1191"/>
-          </w:tcPr>
-          <w:p>
-            <w:r>
-              <w:rPr>
-                <w:b w:val="0"/>
-                <w:i w:val="0"/>
-                <w:color w:val="64748B"/>
-                <w:sz w:val="16"/>
-              </w:rPr>
-              <w:t>GT-CQ</w:t>
-            </w:r>
-          </w:p>
-        </w:tc>
-        <w:tc>
-          <w:tcPr>
-            <w:tcW w:type="dxa" w:w="4706"/>
-          </w:tcPr>
-          <w:p>
-            <w:r>
-              <w:rPr>
-                <w:b w:val="0"/>
-                <w:i w:val="0"/>
-                <w:sz w:val="17"/>
-              </w:rPr>
-              <w:t>Merci de ne pas corriger si vous êtes sûr de celui donné par le ménage et observé par vous.</w:t>
-            </w:r>
-          </w:p>
-        </w:tc>
-      </w:tr>
-      <w:tr>
-        <w:tc>
-          <w:tcPr>
-            <w:tcW w:type="dxa" w:w="964"/>
-          </w:tcPr>
-          <w:p>
-            <w:r>
-              <w:rPr>
-                <w:b/>
-                <w:i w:val="0"/>
-                <w:color w:val="EA580C"/>
-                <w:sz w:val="16"/>
-              </w:rPr>
-              <w:t>Moyenne</w:t>
-            </w:r>
-          </w:p>
-        </w:tc>
-        <w:tc>
-          <w:tcPr>
-            <w:tcW w:type="dxa" w:w="1247"/>
-          </w:tcPr>
-          <w:p>
-            <w:r>
-              <w:rPr>
-                <w:b/>
-                <w:i w:val="0"/>
-                <w:sz w:val="16"/>
-              </w:rPr>
-              <w:t>S12</w:t>
-              <w:br/>
-            </w:r>
-            <w:r>
-              <w:rPr>
-                <w:b w:val="0"/>
-                <w:i w:val="0"/>
-                <w:color w:val="64748B"/>
-                <w:sz w:val="14"/>
-              </w:rPr>
-              <w:t>Avoirs / biens durables</w:t>
-            </w:r>
-          </w:p>
-        </w:tc>
-        <w:tc>
-          <w:tcPr>
-            <w:tcW w:type="dxa" w:w="1531"/>
-          </w:tcPr>
-          <w:p>
-            <w:r>
-              <w:rPr>
-                <w:b/>
-                <w:i w:val="0"/>
-                <w:color w:val="16A34A"/>
-                <w:sz w:val="16"/>
-              </w:rPr>
-              <w:t>—</w:t>
-            </w:r>
-          </w:p>
-        </w:tc>
-        <w:tc>
-          <w:tcPr>
-            <w:tcW w:type="dxa" w:w="1191"/>
-          </w:tcPr>
-          <w:p>
-            <w:r>
-              <w:rPr>
-                <w:b w:val="0"/>
-                <w:i w:val="0"/>
-                <w:color w:val="64748B"/>
-                <w:sz w:val="16"/>
-              </w:rPr>
-              <w:t>GT-CQ</w:t>
-            </w:r>
-          </w:p>
-        </w:tc>
-        <w:tc>
-          <w:tcPr>
-            <w:tcW w:type="dxa" w:w="4706"/>
-          </w:tcPr>
-          <w:p>
-            <w:r>
-              <w:rPr>
-                <w:b w:val="0"/>
-                <w:i w:val="0"/>
-                <w:sz w:val="17"/>
-              </w:rPr>
-              <w:t>Attention ! Bonbonne de gaz a été revendu à 2750 Fcfa qui est relativement faible par rapport aux autres prix de revente observés dans cette zone.</w:t>
-            </w:r>
-          </w:p>
-        </w:tc>
-      </w:tr>
-      <w:tr>
-        <w:tc>
-          <w:tcPr>
-            <w:tcW w:type="dxa" w:w="964"/>
-          </w:tcPr>
-          <w:p>
-            <w:r>
-              <w:rPr>
-                <w:b/>
-                <w:i w:val="0"/>
-                <w:color w:val="EA580C"/>
-                <w:sz w:val="16"/>
-              </w:rPr>
-              <w:t>Moyenne</w:t>
-            </w:r>
-          </w:p>
-        </w:tc>
-        <w:tc>
-          <w:tcPr>
-            <w:tcW w:type="dxa" w:w="1247"/>
-          </w:tcPr>
-          <w:p>
-            <w:r>
-              <w:rPr>
-                <w:b/>
-                <w:i w:val="0"/>
-                <w:sz w:val="16"/>
-              </w:rPr>
-              <w:t>S12</w:t>
-              <w:br/>
-            </w:r>
-            <w:r>
-              <w:rPr>
-                <w:b w:val="0"/>
-                <w:i w:val="0"/>
-                <w:color w:val="64748B"/>
-                <w:sz w:val="14"/>
-              </w:rPr>
-              <w:t>Avoirs / biens durables</w:t>
-            </w:r>
-          </w:p>
-        </w:tc>
-        <w:tc>
-          <w:tcPr>
-            <w:tcW w:type="dxa" w:w="1531"/>
-          </w:tcPr>
-          <w:p>
-            <w:r>
-              <w:rPr>
-                <w:b/>
-                <w:i w:val="0"/>
-                <w:color w:val="16A34A"/>
-                <w:sz w:val="16"/>
-              </w:rPr>
-              <w:t>—</w:t>
-            </w:r>
-          </w:p>
-        </w:tc>
-        <w:tc>
-          <w:tcPr>
-            <w:tcW w:type="dxa" w:w="1191"/>
-          </w:tcPr>
-          <w:p>
-            <w:r>
-              <w:rPr>
-                <w:b w:val="0"/>
-                <w:i w:val="0"/>
-                <w:color w:val="64748B"/>
-                <w:sz w:val="16"/>
-              </w:rPr>
-              <w:t>GT-CQ</w:t>
-            </w:r>
-          </w:p>
-        </w:tc>
-        <w:tc>
-          <w:tcPr>
-            <w:tcW w:type="dxa" w:w="4706"/>
-          </w:tcPr>
-          <w:p>
-            <w:r>
-              <w:rPr>
-                <w:b w:val="0"/>
-                <w:i w:val="0"/>
-                <w:sz w:val="17"/>
-              </w:rPr>
-              <w:t>Prière de corriger ou de confirmer avec le QG.</w:t>
-            </w:r>
-          </w:p>
-        </w:tc>
-      </w:tr>
-      <w:tr>
-        <w:tc>
-          <w:tcPr>
-            <w:tcW w:type="dxa" w:w="964"/>
-          </w:tcPr>
-          <w:p>
-            <w:r>
-              <w:rPr>
-                <w:b/>
-                <w:i w:val="0"/>
-                <w:color w:val="EA580C"/>
-                <w:sz w:val="16"/>
-              </w:rPr>
-              <w:t>Moyenne</w:t>
-            </w:r>
-          </w:p>
-        </w:tc>
-        <w:tc>
-          <w:tcPr>
-            <w:tcW w:type="dxa" w:w="1247"/>
-          </w:tcPr>
-          <w:p>
-            <w:r>
-              <w:rPr>
-                <w:b/>
-                <w:i w:val="0"/>
-                <w:sz w:val="16"/>
-              </w:rPr>
-              <w:t>S13</w:t>
-              <w:br/>
-            </w:r>
-            <w:r>
-              <w:rPr>
-                <w:b w:val="0"/>
-                <w:i w:val="0"/>
-                <w:color w:val="64748B"/>
-                <w:sz w:val="14"/>
-              </w:rPr>
-              <w:t>Transferts</w:t>
-            </w:r>
-          </w:p>
-        </w:tc>
-        <w:tc>
-          <w:tcPr>
-            <w:tcW w:type="dxa" w:w="1531"/>
-          </w:tcPr>
-          <w:p>
-            <w:r>
-              <w:rPr>
-                <w:b/>
-                <w:i w:val="0"/>
-                <w:color w:val="16A34A"/>
-                <w:sz w:val="16"/>
-              </w:rPr>
-              <w:t>s00q07a, s00q08, s00q10, s00q13_0, s00q15_0, s00q17_0, s00q23a, s00q23b</w:t>
-            </w:r>
-          </w:p>
-        </w:tc>
-        <w:tc>
-          <w:tcPr>
-            <w:tcW w:type="dxa" w:w="1191"/>
-          </w:tcPr>
-          <w:p>
-            <w:r>
-              <w:rPr>
-                <w:b w:val="0"/>
-                <w:i w:val="0"/>
-                <w:color w:val="64748B"/>
-                <w:sz w:val="16"/>
-              </w:rPr>
-              <w:t>GT-CQ</w:t>
-            </w:r>
-          </w:p>
-        </w:tc>
-        <w:tc>
-          <w:tcPr>
-            <w:tcW w:type="dxa" w:w="4706"/>
-          </w:tcPr>
-          <w:p>
-            <w:r>
-              <w:rPr>
-                <w:b w:val="0"/>
-                <w:i w:val="0"/>
-                <w:sz w:val="17"/>
-              </w:rPr>
-              <w:t>L'enquêteur prière de fournir d'effort pour avoir le niveau d'étude et l'âge de celui qui a béneficié de l'argent dans la section 13b (Transfert emis).</w:t>
             </w:r>
           </w:p>
         </w:tc>
